--- a/public/downloads/BiasOverview.docx
+++ b/public/downloads/BiasOverview.docx
@@ -4,410 +4,3509 @@
   <w:body>
     <w:p>
       <w:pPr>
-        <w:pStyle w:val="berschrift1"/>
+        <w:pStyle w:val="Heading1"/>
+        <w:rPr>
+          <w:lang w:val="en-US"/>
+        </w:rPr>
+      </w:pPr>
+      <w:r>
+        <w:rPr>
+          <w:lang w:val="en-US"/>
+        </w:rPr>
+        <w:t>Bias Types in Educational AI (FairAIED)</w:t>
+      </w:r>
+    </w:p>
+    <w:p>
+      <w:pPr>
+        <w:rPr>
+          <w:sz w:val="24"/>
+          <w:szCs w:val="24"/>
+          <w:lang w:val="en-US"/>
+        </w:rPr>
+      </w:pPr>
+      <w:r>
+        <w:rPr>
+          <w:sz w:val="24"/>
+          <w:szCs w:val="24"/>
+          <w:lang w:val="en-US"/>
+        </w:rPr>
+        <w:t>This document provides an overview of the biases presented in the paper by Yin et al. in FAIRAIED (2025)</w:t>
+      </w:r>
+      <w:r>
+        <w:rPr>
+          <w:sz w:val="24"/>
+          <w:szCs w:val="24"/>
+          <w:lang w:val="en-US"/>
+        </w:rPr>
+        <w:t>:</w:t>
+      </w:r>
+    </w:p>
+    <w:p>
+      <w:pPr>
+        <w:rPr>
+          <w:sz w:val="32"/>
+          <w:szCs w:val="32"/>
+          <w:lang w:val="en-US"/>
+        </w:rPr>
+      </w:pPr>
+      <w:r>
+        <w:rPr>
+          <w:sz w:val="32"/>
+          <w:szCs w:val="32"/>
+          <w:lang w:val="en-US"/>
+        </w:rPr>
+        <w:t>Group-Level Biases</w:t>
+      </w:r>
+    </w:p>
+    <w:p>
+      <w:pPr>
+        <w:rPr>
+          <w:sz w:val="24"/>
+          <w:szCs w:val="24"/>
+          <w:lang w:val="en-US"/>
+        </w:rPr>
+      </w:pPr>
+      <w:r>
+        <w:rPr>
+          <w:sz w:val="24"/>
+          <w:szCs w:val="24"/>
+          <w:lang w:val="en-US"/>
+        </w:rPr>
+        <w:t>These systematically disadvantage entire demographic groups based on race, gender, socioeconomic status, or linguistic background.</w:t>
+      </w:r>
+      <w:r>
+        <w:rPr>
+          <w:sz w:val="24"/>
+          <w:szCs w:val="24"/>
+          <w:lang w:val="en-US"/>
+        </w:rPr>
+        <w:t xml:space="preserve"> </w:t>
+      </w:r>
+      <w:r>
+        <w:rPr>
+          <w:sz w:val="24"/>
+          <w:szCs w:val="24"/>
+          <w:lang w:val="en-US"/>
+        </w:rPr>
+        <w:t>Typically,</w:t>
+      </w:r>
+      <w:r>
+        <w:rPr>
+          <w:sz w:val="24"/>
+          <w:szCs w:val="24"/>
+          <w:lang w:val="en-US"/>
+        </w:rPr>
+        <w:t xml:space="preserve"> these stem from historical inequalities, underrepresentation in training data or assumptions that unfairly disadvantage an entire group.</w:t>
+      </w:r>
+    </w:p>
+    <w:p>
+      <w:pPr>
         <w:rPr>
           <w:b/>
           <w:bCs/>
-          <w:sz w:val="72"/>
-          <w:szCs w:val="72"/>
+          <w:sz w:val="24"/>
+          <w:szCs w:val="24"/>
+          <w:lang w:val="en-US"/>
         </w:rPr>
       </w:pPr>
       <w:r>
         <w:rPr>
           <w:b/>
           <w:bCs/>
-          <w:sz w:val="72"/>
-          <w:szCs w:val="72"/>
-        </w:rPr>
-        <w:t>Group-Level Biases</w:t>
+          <w:sz w:val="24"/>
+          <w:szCs w:val="24"/>
+          <w:lang w:val="en-US"/>
+        </w:rPr>
+        <w:t>Historical Bias</w:t>
+      </w:r>
+      <w:r>
+        <w:rPr>
+          <w:b/>
+          <w:bCs/>
+          <w:sz w:val="24"/>
+          <w:szCs w:val="24"/>
+          <w:lang w:val="en-US"/>
+        </w:rPr>
+        <w:t xml:space="preserve"> </w:t>
+      </w:r>
+      <w:r>
+        <w:rPr>
+          <w:sz w:val="24"/>
+          <w:szCs w:val="24"/>
+          <w:lang w:val="en-US"/>
+        </w:rPr>
+        <w:t>arises</w:t>
+      </w:r>
+      <w:r>
+        <w:rPr>
+          <w:sz w:val="24"/>
+          <w:szCs w:val="24"/>
+          <w:lang w:val="en-US"/>
+        </w:rPr>
+        <w:t xml:space="preserve"> when AI models are trained on data that reflects past inequalities. Therefore, leading to decisions that inadvertently reinforce outdated or discriminatory norms.</w:t>
       </w:r>
     </w:p>
     <w:p>
       <w:pPr>
         <w:rPr>
-          <w:rFonts w:ascii="Arial" w:hAnsi="Arial" w:cs="Arial"/>
-        </w:rPr>
-      </w:pPr>
-      <w:r>
-        <w:rPr>
-          <w:rFonts w:ascii="Arial" w:hAnsi="Arial" w:cs="Arial"/>
-        </w:rPr>
-        <w:t>This document provides an overview of the biases presented in the paper by Yin et al. in FAIRAIED (2025):</w:t>
+          <w:b/>
+          <w:bCs/>
+          <w:sz w:val="24"/>
+          <w:szCs w:val="24"/>
+          <w:lang w:val="en-US"/>
+        </w:rPr>
+      </w:pPr>
+      <w:r>
+        <w:rPr>
+          <w:b/>
+          <w:bCs/>
+          <w:sz w:val="24"/>
+          <w:szCs w:val="24"/>
+          <w:lang w:val="en-US"/>
+        </w:rPr>
+        <w:t>Mapping Bias</w:t>
+      </w:r>
+      <w:r>
+        <w:rPr>
+          <w:b/>
+          <w:bCs/>
+          <w:sz w:val="24"/>
+          <w:szCs w:val="24"/>
+          <w:lang w:val="en-US"/>
+        </w:rPr>
+        <w:t xml:space="preserve"> </w:t>
+      </w:r>
+      <w:r>
+        <w:rPr>
+          <w:sz w:val="24"/>
+          <w:szCs w:val="24"/>
+          <w:lang w:val="en-US"/>
+        </w:rPr>
+        <w:t>occurs when a single universal model is applied across diverse populations without accounting for subgroup or individual differences.</w:t>
       </w:r>
     </w:p>
     <w:p>
       <w:pPr>
         <w:rPr>
-          <w:rFonts w:ascii="Arial" w:hAnsi="Arial" w:cs="Arial"/>
-          <w:i/>
-          <w:iCs/>
-          <w:sz w:val="44"/>
-          <w:szCs w:val="44"/>
-        </w:rPr>
-      </w:pPr>
-      <w:r>
-        <w:rPr>
-          <w:rFonts w:ascii="Arial" w:hAnsi="Arial" w:cs="Arial"/>
-          <w:i/>
-          <w:iCs/>
-          <w:sz w:val="44"/>
-          <w:szCs w:val="44"/>
-        </w:rPr>
-        <w:t>Group-Level Biases</w:t>
+          <w:sz w:val="24"/>
+          <w:szCs w:val="24"/>
+          <w:lang w:val="en-US"/>
+        </w:rPr>
+      </w:pPr>
+      <w:r>
+        <w:rPr>
+          <w:b/>
+          <w:bCs/>
+          <w:sz w:val="24"/>
+          <w:szCs w:val="24"/>
+          <w:lang w:val="en-US"/>
+        </w:rPr>
+        <w:t>Representation Bias</w:t>
+      </w:r>
+      <w:r>
+        <w:rPr>
+          <w:b/>
+          <w:bCs/>
+          <w:sz w:val="24"/>
+          <w:szCs w:val="24"/>
+          <w:lang w:val="en-US"/>
+        </w:rPr>
+        <w:t xml:space="preserve"> </w:t>
+      </w:r>
+      <w:r>
+        <w:rPr>
+          <w:sz w:val="24"/>
+          <w:szCs w:val="24"/>
+          <w:lang w:val="en-US"/>
+        </w:rPr>
+        <w:t>happens when c</w:t>
+      </w:r>
+      <w:r>
+        <w:rPr>
+          <w:sz w:val="24"/>
+          <w:szCs w:val="24"/>
+          <w:lang w:val="en-US"/>
+        </w:rPr>
+        <w:t>ertain groups are underrepresented or misrepresented in training data. Therefore, disproportionately disadvantaging specific groups whose characteristics are not captured during the training process.</w:t>
       </w:r>
     </w:p>
     <w:p>
       <w:pPr>
         <w:rPr>
-          <w:rFonts w:ascii="Arial" w:hAnsi="Arial" w:cs="Arial"/>
-        </w:rPr>
-      </w:pPr>
-      <w:r>
-        <w:rPr>
-          <w:rFonts w:ascii="Arial" w:hAnsi="Arial" w:cs="Arial"/>
-        </w:rPr>
-        <w:t xml:space="preserve">These systematically disadvantage entire demographic groups based on race, gender, socioeconomic status, or linguistic background. </w:t>
-      </w:r>
-      <w:proofErr w:type="gramStart"/>
-      <w:r>
-        <w:rPr>
-          <w:rFonts w:ascii="Arial" w:hAnsi="Arial" w:cs="Arial"/>
-        </w:rPr>
-        <w:t>Typically</w:t>
-      </w:r>
-      <w:proofErr w:type="gramEnd"/>
-      <w:r>
-        <w:rPr>
-          <w:rFonts w:ascii="Arial" w:hAnsi="Arial" w:cs="Arial"/>
-        </w:rPr>
-        <w:t xml:space="preserve"> these stem from historical inequalities, underrepresentation in training data or assumptions that unfairly disadvantage an entire group.</w:t>
+          <w:sz w:val="24"/>
+          <w:szCs w:val="24"/>
+          <w:lang w:val="en-US"/>
+        </w:rPr>
+      </w:pPr>
+      <w:r>
+        <w:rPr>
+          <w:b/>
+          <w:bCs/>
+          <w:sz w:val="24"/>
+          <w:szCs w:val="24"/>
+          <w:lang w:val="en-US"/>
+        </w:rPr>
+        <w:t>Exclusion Bias</w:t>
+      </w:r>
+      <w:r>
+        <w:rPr>
+          <w:b/>
+          <w:bCs/>
+          <w:sz w:val="24"/>
+          <w:szCs w:val="24"/>
+          <w:lang w:val="en-US"/>
+        </w:rPr>
+        <w:t xml:space="preserve"> </w:t>
+      </w:r>
+      <w:r>
+        <w:rPr>
+          <w:sz w:val="24"/>
+          <w:szCs w:val="24"/>
+          <w:lang w:val="en-US"/>
+        </w:rPr>
+        <w:t>is about d</w:t>
+      </w:r>
+      <w:r>
+        <w:rPr>
+          <w:sz w:val="24"/>
+          <w:szCs w:val="24"/>
+          <w:lang w:val="en-US"/>
+        </w:rPr>
+        <w:t xml:space="preserve">esign, operation or implementation failures of AI systems that lock out certain </w:t>
+      </w:r>
+      <w:r>
+        <w:rPr>
+          <w:sz w:val="24"/>
+          <w:szCs w:val="24"/>
+          <w:lang w:val="en-US"/>
+        </w:rPr>
+        <w:t>groups</w:t>
+      </w:r>
+      <w:r>
+        <w:rPr>
+          <w:sz w:val="24"/>
+          <w:szCs w:val="24"/>
+          <w:lang w:val="en-US"/>
+        </w:rPr>
+        <w:t xml:space="preserve"> entirely.</w:t>
       </w:r>
     </w:p>
     <w:p>
       <w:pPr>
         <w:rPr>
-          <w:rFonts w:ascii="Arial" w:hAnsi="Arial" w:cs="Arial"/>
-        </w:rPr>
-      </w:pPr>
-      <w:r>
-        <w:rPr>
-          <w:rFonts w:ascii="Arial" w:hAnsi="Arial" w:cs="Arial"/>
+          <w:lang w:val="en-US"/>
+        </w:rPr>
+      </w:pPr>
+      <w:r>
+        <w:rPr>
+          <w:sz w:val="32"/>
+          <w:szCs w:val="32"/>
+          <w:lang w:val="en-US"/>
+        </w:rPr>
+        <w:t>Individual Level Biases</w:t>
+      </w:r>
+    </w:p>
+    <w:p>
+      <w:pPr>
+        <w:rPr>
+          <w:sz w:val="24"/>
+          <w:szCs w:val="24"/>
+          <w:lang w:val="en-US"/>
+        </w:rPr>
+      </w:pPr>
+      <w:r>
+        <w:rPr>
+          <w:sz w:val="24"/>
+          <w:szCs w:val="24"/>
+          <w:lang w:val="en-US"/>
+        </w:rPr>
+        <w:t xml:space="preserve">These affect specific students inconsistently, even when their abilities or profiles are </w:t>
+      </w:r>
+      <w:proofErr w:type="gramStart"/>
+      <w:r>
+        <w:rPr>
+          <w:sz w:val="24"/>
+          <w:szCs w:val="24"/>
+          <w:lang w:val="en-US"/>
+        </w:rPr>
+        <w:t>similar to</w:t>
+      </w:r>
+      <w:proofErr w:type="gramEnd"/>
+      <w:r>
+        <w:rPr>
+          <w:sz w:val="24"/>
+          <w:szCs w:val="24"/>
+          <w:lang w:val="en-US"/>
+        </w:rPr>
+        <w:t xml:space="preserve"> others.</w:t>
+      </w:r>
+    </w:p>
+    <w:p>
+      <w:pPr>
+        <w:rPr>
+          <w:sz w:val="24"/>
+          <w:szCs w:val="24"/>
+          <w:lang w:val="en-US"/>
+        </w:rPr>
+      </w:pPr>
+      <w:r>
+        <w:rPr>
           <w:b/>
           <w:bCs/>
-        </w:rPr>
-        <w:t>Historical Bias</w:t>
-      </w:r>
-      <w:r>
-        <w:rPr>
-          <w:rFonts w:ascii="Arial" w:hAnsi="Arial" w:cs="Arial"/>
-        </w:rPr>
-        <w:t xml:space="preserve"> arises when AI models are trained on data that reflects past inequalities. Therefore, leading to decisions that inadvertently reinforce outdated or discriminatory norms.</w:t>
-      </w:r>
+          <w:sz w:val="24"/>
+          <w:szCs w:val="24"/>
+          <w:lang w:val="en-US"/>
+        </w:rPr>
+        <w:t>Conf</w:t>
+      </w:r>
+      <w:r>
+        <w:rPr>
+          <w:b/>
+          <w:bCs/>
+          <w:sz w:val="24"/>
+          <w:szCs w:val="24"/>
+          <w:lang w:val="en-US"/>
+        </w:rPr>
+        <w:t>o</w:t>
+      </w:r>
+      <w:r>
+        <w:rPr>
+          <w:b/>
+          <w:bCs/>
+          <w:sz w:val="24"/>
+          <w:szCs w:val="24"/>
+          <w:lang w:val="en-US"/>
+        </w:rPr>
+        <w:t>rmation Bias</w:t>
+      </w:r>
+      <w:r>
+        <w:rPr>
+          <w:b/>
+          <w:bCs/>
+          <w:sz w:val="24"/>
+          <w:szCs w:val="24"/>
+          <w:lang w:val="en-US"/>
+        </w:rPr>
+        <w:t xml:space="preserve"> </w:t>
+      </w:r>
+      <w:r>
+        <w:rPr>
+          <w:sz w:val="24"/>
+          <w:szCs w:val="24"/>
+          <w:lang w:val="en-US"/>
+        </w:rPr>
+        <w:t>refers to the tendenc</w:t>
+      </w:r>
+      <w:r>
+        <w:rPr>
+          <w:sz w:val="24"/>
+          <w:szCs w:val="24"/>
+          <w:lang w:val="en-US"/>
+        </w:rPr>
+        <w:t>y to favor content, recommendations or outcomes that aligns with people’s preexisting strengths, interests or behaviors</w:t>
+      </w:r>
+      <w:r>
+        <w:rPr>
+          <w:sz w:val="24"/>
+          <w:szCs w:val="24"/>
+          <w:lang w:val="en-US"/>
+        </w:rPr>
+        <w:t xml:space="preserve"> limiting exposure to new subjects and </w:t>
+      </w:r>
+      <w:proofErr w:type="gramStart"/>
+      <w:r>
+        <w:rPr>
+          <w:sz w:val="24"/>
+          <w:szCs w:val="24"/>
+          <w:lang w:val="en-US"/>
+        </w:rPr>
+        <w:t>challenges.</w:t>
+      </w:r>
+      <w:r>
+        <w:rPr>
+          <w:sz w:val="24"/>
+          <w:szCs w:val="24"/>
+          <w:lang w:val="en-US"/>
+        </w:rPr>
+        <w:t>.</w:t>
+      </w:r>
+      <w:proofErr w:type="gramEnd"/>
     </w:p>
     <w:p>
       <w:pPr>
         <w:rPr>
-          <w:rFonts w:ascii="Arial" w:hAnsi="Arial" w:cs="Arial"/>
-        </w:rPr>
-      </w:pPr>
-      <w:r>
-        <w:rPr>
-          <w:rFonts w:ascii="Arial" w:hAnsi="Arial" w:cs="Arial"/>
+          <w:sz w:val="24"/>
+          <w:szCs w:val="24"/>
+          <w:lang w:val="en-US"/>
+        </w:rPr>
+      </w:pPr>
+      <w:r>
+        <w:rPr>
           <w:b/>
           <w:bCs/>
-        </w:rPr>
-        <w:t>Mapping Bias</w:t>
-      </w:r>
-      <w:r>
-        <w:rPr>
-          <w:rFonts w:ascii="Arial" w:hAnsi="Arial" w:cs="Arial"/>
-        </w:rPr>
-        <w:t xml:space="preserve"> occurs when a single universal model is applied across diverse populations without accounting for subgroup or individual differences.</w:t>
+          <w:sz w:val="24"/>
+          <w:szCs w:val="24"/>
+          <w:lang w:val="en-US"/>
+        </w:rPr>
+        <w:t>Measurement Bias</w:t>
+      </w:r>
+      <w:r>
+        <w:rPr>
+          <w:b/>
+          <w:bCs/>
+          <w:sz w:val="24"/>
+          <w:szCs w:val="24"/>
+          <w:lang w:val="en-US"/>
+        </w:rPr>
+        <w:t xml:space="preserve"> </w:t>
+      </w:r>
+      <w:r>
+        <w:rPr>
+          <w:sz w:val="24"/>
+          <w:szCs w:val="24"/>
+          <w:lang w:val="en-US"/>
+        </w:rPr>
+        <w:t xml:space="preserve">contain systematic flaws that inaccurately represent </w:t>
+      </w:r>
+      <w:proofErr w:type="gramStart"/>
+      <w:r>
+        <w:rPr>
+          <w:sz w:val="24"/>
+          <w:szCs w:val="24"/>
+          <w:lang w:val="en-US"/>
+        </w:rPr>
+        <w:t>peoples</w:t>
+      </w:r>
+      <w:r>
+        <w:rPr>
+          <w:sz w:val="24"/>
+          <w:szCs w:val="24"/>
+          <w:lang w:val="en-US"/>
+        </w:rPr>
+        <w:t>'</w:t>
+      </w:r>
+      <w:proofErr w:type="gramEnd"/>
+      <w:r>
+        <w:rPr>
+          <w:sz w:val="24"/>
+          <w:szCs w:val="24"/>
+          <w:lang w:val="en-US"/>
+        </w:rPr>
+        <w:t xml:space="preserve"> true abilities</w:t>
+      </w:r>
+      <w:r>
+        <w:rPr>
+          <w:sz w:val="24"/>
+          <w:szCs w:val="24"/>
+          <w:lang w:val="en-US"/>
+        </w:rPr>
+        <w:t>.</w:t>
       </w:r>
     </w:p>
     <w:p>
       <w:pPr>
         <w:rPr>
-          <w:rFonts w:ascii="Arial" w:hAnsi="Arial" w:cs="Arial"/>
-        </w:rPr>
-      </w:pPr>
-      <w:r>
-        <w:rPr>
-          <w:rFonts w:ascii="Arial" w:hAnsi="Arial" w:cs="Arial"/>
+          <w:sz w:val="32"/>
+          <w:szCs w:val="32"/>
+          <w:lang w:val="en-US"/>
+        </w:rPr>
+      </w:pPr>
+      <w:r>
+        <w:rPr>
+          <w:sz w:val="32"/>
+          <w:szCs w:val="32"/>
+          <w:lang w:val="en-US"/>
+        </w:rPr>
+        <w:t>Multi-Level Biases</w:t>
+      </w:r>
+    </w:p>
+    <w:p>
+      <w:pPr>
+        <w:rPr>
+          <w:sz w:val="24"/>
+          <w:szCs w:val="24"/>
+          <w:lang w:val="en-US"/>
+        </w:rPr>
+      </w:pPr>
+      <w:r>
+        <w:rPr>
+          <w:sz w:val="24"/>
+          <w:szCs w:val="24"/>
+          <w:lang w:val="en-US"/>
+        </w:rPr>
+        <w:t>Biases that simultaneously operate at both individual and group levels</w:t>
+      </w:r>
+      <w:r>
+        <w:rPr>
+          <w:sz w:val="24"/>
+          <w:szCs w:val="24"/>
+          <w:lang w:val="en-US"/>
+        </w:rPr>
+        <w:t>.</w:t>
+      </w:r>
+    </w:p>
+    <w:p>
+      <w:pPr>
+        <w:rPr>
+          <w:sz w:val="24"/>
+          <w:szCs w:val="24"/>
+          <w:lang w:val="en-US"/>
+        </w:rPr>
+      </w:pPr>
+      <w:r>
+        <w:rPr>
           <w:b/>
           <w:bCs/>
-        </w:rPr>
-        <w:t>Representation Bias</w:t>
-      </w:r>
-      <w:r>
-        <w:rPr>
-          <w:rFonts w:ascii="Arial" w:hAnsi="Arial" w:cs="Arial"/>
-        </w:rPr>
-        <w:t xml:space="preserve"> happens when certain groups are underrepresented or misrepresented in training data. Therefore, disproportionately disadvantaging specific groups whose characteristics are not captured during the training process.</w:t>
+          <w:sz w:val="24"/>
+          <w:szCs w:val="24"/>
+          <w:lang w:val="en-US"/>
+        </w:rPr>
+        <w:t xml:space="preserve">Algorithm Bias </w:t>
+      </w:r>
+      <w:r>
+        <w:rPr>
+          <w:sz w:val="24"/>
+          <w:szCs w:val="24"/>
+          <w:lang w:val="en-US"/>
+        </w:rPr>
+        <w:t xml:space="preserve">typically </w:t>
+      </w:r>
+      <w:r>
+        <w:rPr>
+          <w:sz w:val="24"/>
+          <w:szCs w:val="24"/>
+          <w:lang w:val="en-US"/>
+        </w:rPr>
+        <w:t>originates</w:t>
+      </w:r>
+      <w:r>
+        <w:rPr>
+          <w:sz w:val="24"/>
+          <w:szCs w:val="24"/>
+          <w:lang w:val="en-US"/>
+        </w:rPr>
+        <w:t xml:space="preserve"> from individual-level inconsistencies and propagates outward to reinforce broader group-level inequalities.</w:t>
       </w:r>
     </w:p>
     <w:p>
       <w:pPr>
         <w:rPr>
-          <w:rFonts w:ascii="Arial" w:hAnsi="Arial" w:cs="Arial"/>
-        </w:rPr>
-      </w:pPr>
-      <w:r>
-        <w:rPr>
-          <w:rFonts w:ascii="Arial" w:hAnsi="Arial" w:cs="Arial"/>
+          <w:sz w:val="24"/>
+          <w:szCs w:val="24"/>
+          <w:lang w:val="en-US"/>
+        </w:rPr>
+      </w:pPr>
+      <w:r>
+        <w:rPr>
           <w:b/>
           <w:bCs/>
-        </w:rPr>
-        <w:t xml:space="preserve">Exclusion Bias </w:t>
-      </w:r>
-      <w:r>
-        <w:rPr>
-          <w:rFonts w:ascii="Arial" w:hAnsi="Arial" w:cs="Arial"/>
-        </w:rPr>
-        <w:t>is about design, operation or implementation failures of AI systems that lock out certain group entirely.</w:t>
+          <w:sz w:val="24"/>
+          <w:szCs w:val="24"/>
+          <w:lang w:val="en-US"/>
+        </w:rPr>
+        <w:t>Learning Bias</w:t>
+      </w:r>
+      <w:r>
+        <w:rPr>
+          <w:b/>
+          <w:bCs/>
+          <w:sz w:val="24"/>
+          <w:szCs w:val="24"/>
+          <w:lang w:val="en-US"/>
+        </w:rPr>
+        <w:t xml:space="preserve"> </w:t>
+      </w:r>
+      <w:r>
+        <w:rPr>
+          <w:sz w:val="24"/>
+          <w:szCs w:val="24"/>
+          <w:lang w:val="en-US"/>
+        </w:rPr>
+        <w:t>frequently arises from modeling choices during training. Particularly the selection of objective functions that prioritize specific performance metrics might disadvantage individuals and groups.</w:t>
       </w:r>
     </w:p>
     <w:p>
       <w:pPr>
         <w:rPr>
-          <w:rFonts w:ascii="Arial" w:hAnsi="Arial" w:cs="Arial"/>
-          <w:i/>
-          <w:iCs/>
-          <w:sz w:val="44"/>
-          <w:szCs w:val="44"/>
-        </w:rPr>
-      </w:pPr>
-      <w:r>
-        <w:rPr>
-          <w:rFonts w:ascii="Arial" w:hAnsi="Arial" w:cs="Arial"/>
-          <w:i/>
-          <w:iCs/>
-          <w:sz w:val="44"/>
-          <w:szCs w:val="44"/>
-        </w:rPr>
-        <w:t>Individual Level Biases</w:t>
+          <w:sz w:val="24"/>
+          <w:szCs w:val="24"/>
+          <w:lang w:val="en-US"/>
+        </w:rPr>
+      </w:pPr>
+      <w:r>
+        <w:rPr>
+          <w:b/>
+          <w:bCs/>
+          <w:sz w:val="24"/>
+          <w:szCs w:val="24"/>
+          <w:lang w:val="en-US"/>
+        </w:rPr>
+        <w:lastRenderedPageBreak/>
+        <w:t>Interaction Bias</w:t>
+      </w:r>
+      <w:r>
+        <w:rPr>
+          <w:b/>
+          <w:bCs/>
+          <w:sz w:val="24"/>
+          <w:szCs w:val="24"/>
+          <w:lang w:val="en-US"/>
+        </w:rPr>
+        <w:t xml:space="preserve"> </w:t>
+      </w:r>
+      <w:r>
+        <w:rPr>
+          <w:sz w:val="24"/>
+          <w:szCs w:val="24"/>
+          <w:lang w:val="en-US"/>
+        </w:rPr>
+        <w:t>emerges from unequal engagement with a platform. Highly active users shape the algorithm’s recommendations more strongly.</w:t>
       </w:r>
     </w:p>
     <w:p>
       <w:pPr>
         <w:rPr>
-          <w:rFonts w:ascii="Arial" w:hAnsi="Arial" w:cs="Arial"/>
-        </w:rPr>
-      </w:pPr>
-      <w:r>
-        <w:rPr>
-          <w:rFonts w:ascii="Arial" w:hAnsi="Arial" w:cs="Arial"/>
-        </w:rPr>
-        <w:t>These affect specific students inconsistently, even when their abilities or profiles are like others.</w:t>
+          <w:sz w:val="24"/>
+          <w:szCs w:val="24"/>
+          <w:lang w:val="en-US"/>
+        </w:rPr>
+      </w:pPr>
+      <w:r>
+        <w:rPr>
+          <w:b/>
+          <w:bCs/>
+          <w:sz w:val="24"/>
+          <w:szCs w:val="24"/>
+          <w:lang w:val="en-US"/>
+        </w:rPr>
+        <w:t>Stereotyping Bias</w:t>
+      </w:r>
+      <w:r>
+        <w:rPr>
+          <w:b/>
+          <w:bCs/>
+          <w:sz w:val="24"/>
+          <w:szCs w:val="24"/>
+          <w:lang w:val="en-US"/>
+        </w:rPr>
+        <w:t xml:space="preserve"> </w:t>
+      </w:r>
+      <w:r>
+        <w:rPr>
+          <w:sz w:val="24"/>
+          <w:szCs w:val="24"/>
+          <w:lang w:val="en-US"/>
+        </w:rPr>
+        <w:t>occurs when algorithms embed societal stereotypes or gender norms in their AI systems, thereby reinforcing harmful stereotypes.</w:t>
       </w:r>
     </w:p>
     <w:p>
       <w:pPr>
         <w:rPr>
-          <w:rFonts w:ascii="Arial" w:hAnsi="Arial" w:cs="Arial"/>
-        </w:rPr>
-      </w:pPr>
-      <w:r>
-        <w:rPr>
-          <w:rFonts w:ascii="Arial" w:hAnsi="Arial" w:cs="Arial"/>
+          <w:sz w:val="24"/>
+          <w:szCs w:val="24"/>
+          <w:lang w:val="en-US"/>
+        </w:rPr>
+      </w:pPr>
+      <w:proofErr w:type="spellStart"/>
+      <w:r>
+        <w:rPr>
           <w:b/>
           <w:bCs/>
-        </w:rPr>
-        <w:t>Conformation Bias</w:t>
-      </w:r>
-      <w:r>
-        <w:rPr>
-          <w:rFonts w:ascii="Arial" w:hAnsi="Arial" w:cs="Arial"/>
-        </w:rPr>
-        <w:t xml:space="preserve"> refers to the tendency to </w:t>
-      </w:r>
-      <w:proofErr w:type="spellStart"/>
-      <w:r>
-        <w:rPr>
-          <w:rFonts w:ascii="Arial" w:hAnsi="Arial" w:cs="Arial"/>
-        </w:rPr>
-        <w:t>favor</w:t>
+          <w:sz w:val="24"/>
+          <w:szCs w:val="24"/>
+          <w:lang w:val="en-US"/>
+        </w:rPr>
+        <w:t>Censore</w:t>
       </w:r>
       <w:proofErr w:type="spellEnd"/>
       <w:r>
         <w:rPr>
-          <w:rFonts w:ascii="Arial" w:hAnsi="Arial" w:cs="Arial"/>
-        </w:rPr>
-        <w:t xml:space="preserve"> content, recommendations or outcomes that aligns with people’s preexisting strengths, interests or </w:t>
-      </w:r>
-      <w:proofErr w:type="spellStart"/>
-      <w:r>
-        <w:rPr>
-          <w:rFonts w:ascii="Arial" w:hAnsi="Arial" w:cs="Arial"/>
-        </w:rPr>
-        <w:t>behaviors</w:t>
-      </w:r>
-      <w:proofErr w:type="spellEnd"/>
-      <w:r>
-        <w:rPr>
-          <w:rFonts w:ascii="Arial" w:hAnsi="Arial" w:cs="Arial"/>
-        </w:rPr>
-        <w:t>.</w:t>
+          <w:b/>
+          <w:bCs/>
+          <w:sz w:val="24"/>
+          <w:szCs w:val="24"/>
+          <w:lang w:val="en-US"/>
+        </w:rPr>
+        <w:t xml:space="preserve"> Outcome </w:t>
+      </w:r>
+      <w:proofErr w:type="gramStart"/>
+      <w:r>
+        <w:rPr>
+          <w:b/>
+          <w:bCs/>
+          <w:sz w:val="24"/>
+          <w:szCs w:val="24"/>
+          <w:lang w:val="en-US"/>
+        </w:rPr>
+        <w:t xml:space="preserve">Bias </w:t>
+      </w:r>
+      <w:r>
+        <w:rPr>
+          <w:b/>
+          <w:bCs/>
+          <w:sz w:val="24"/>
+          <w:szCs w:val="24"/>
+          <w:lang w:val="en-US"/>
+        </w:rPr>
+        <w:t xml:space="preserve"> </w:t>
+      </w:r>
+      <w:r>
+        <w:rPr>
+          <w:sz w:val="24"/>
+          <w:szCs w:val="24"/>
+          <w:lang w:val="en-US"/>
+        </w:rPr>
+        <w:t>is</w:t>
+      </w:r>
+      <w:proofErr w:type="gramEnd"/>
+      <w:r>
+        <w:rPr>
+          <w:sz w:val="24"/>
+          <w:szCs w:val="24"/>
+          <w:lang w:val="en-US"/>
+        </w:rPr>
+        <w:t xml:space="preserve"> defined as systematic prediction errors caused by incomplete or partially observed outcomes.</w:t>
       </w:r>
     </w:p>
     <w:p>
       <w:pPr>
         <w:rPr>
-          <w:rFonts w:ascii="Arial" w:hAnsi="Arial" w:cs="Arial"/>
-        </w:rPr>
-      </w:pPr>
-      <w:r>
-        <w:rPr>
-          <w:rFonts w:ascii="Arial" w:hAnsi="Arial" w:cs="Arial"/>
+          <w:sz w:val="24"/>
+          <w:szCs w:val="24"/>
+          <w:lang w:val="en-US"/>
+        </w:rPr>
+      </w:pPr>
+    </w:p>
+    <w:p>
+      <w:pPr>
+        <w:rPr>
+          <w:sz w:val="24"/>
+          <w:szCs w:val="24"/>
+          <w:lang w:val="en-US"/>
+        </w:rPr>
+      </w:pPr>
+      <w:r>
+        <w:rPr>
+          <w:sz w:val="24"/>
+          <w:szCs w:val="24"/>
+          <w:lang w:val="en-US"/>
+        </w:rPr>
+        <w:br w:type="page"/>
+      </w:r>
+    </w:p>
+    <w:p>
+      <w:pPr>
+        <w:rPr>
+          <w:sz w:val="40"/>
+          <w:szCs w:val="40"/>
+          <w:lang w:val="en-US"/>
+        </w:rPr>
+      </w:pPr>
+      <w:r>
+        <w:rPr>
+          <w:sz w:val="40"/>
+          <w:szCs w:val="40"/>
+          <w:lang w:val="en-US"/>
+        </w:rPr>
+        <w:lastRenderedPageBreak/>
+        <w:t xml:space="preserve">Case Studies </w:t>
+      </w:r>
+    </w:p>
+    <w:p>
+      <w:pPr>
+        <w:rPr>
+          <w:sz w:val="24"/>
+          <w:szCs w:val="24"/>
+          <w:lang w:val="en-US"/>
+        </w:rPr>
+      </w:pPr>
+      <w:r>
+        <w:rPr>
+          <w:sz w:val="24"/>
+          <w:szCs w:val="24"/>
+          <w:lang w:val="en-US"/>
+        </w:rPr>
+        <w:t>To illustrate how these biases manifest in real-world educational settings, Yin et al. present a series of case studies spanning a range of AI-driven applications, from college admissions and automated grading to career guidance and early warning systems.</w:t>
+      </w:r>
+    </w:p>
+    <w:p>
+      <w:pPr>
+        <w:rPr>
+          <w:sz w:val="32"/>
+          <w:szCs w:val="32"/>
+          <w:lang w:val="en-US"/>
+        </w:rPr>
+      </w:pPr>
+      <w:r>
+        <w:rPr>
+          <w:sz w:val="32"/>
+          <w:szCs w:val="32"/>
+          <w:lang w:val="en-US"/>
+        </w:rPr>
+        <w:t>Group-Level Biases</w:t>
+      </w:r>
+    </w:p>
+    <w:p>
+      <w:pPr>
+        <w:rPr>
           <w:b/>
           <w:bCs/>
-        </w:rPr>
-        <w:t>Measurement Bias</w:t>
-      </w:r>
-      <w:r>
-        <w:rPr>
-          <w:rFonts w:ascii="Arial" w:hAnsi="Arial" w:cs="Arial"/>
-        </w:rPr>
-        <w:t xml:space="preserve"> arises when data collection methods inaccurately represent what is being measured.</w:t>
+          <w:sz w:val="24"/>
+          <w:szCs w:val="24"/>
+          <w:lang w:val="en-US"/>
+        </w:rPr>
+      </w:pPr>
+      <w:r>
+        <w:rPr>
+          <w:b/>
+          <w:bCs/>
+          <w:sz w:val="24"/>
+          <w:szCs w:val="24"/>
+          <w:lang w:val="en-US"/>
+        </w:rPr>
+        <w:t>Historical Bias: College Admissions</w:t>
       </w:r>
     </w:p>
     <w:p>
       <w:pPr>
         <w:rPr>
-          <w:rFonts w:ascii="Arial" w:hAnsi="Arial" w:cs="Arial"/>
-          <w:i/>
-          <w:iCs/>
-          <w:sz w:val="44"/>
-          <w:szCs w:val="44"/>
-        </w:rPr>
-      </w:pPr>
-      <w:r>
-        <w:rPr>
-          <w:rFonts w:ascii="Arial" w:hAnsi="Arial" w:cs="Arial"/>
-          <w:i/>
-          <w:iCs/>
-          <w:sz w:val="44"/>
-          <w:szCs w:val="44"/>
-        </w:rPr>
-        <w:t>Multi-Level Biases</w:t>
+          <w:sz w:val="24"/>
+          <w:szCs w:val="24"/>
+          <w:lang w:val="en-US"/>
+        </w:rPr>
+      </w:pPr>
+      <w:r>
+        <w:rPr>
+          <w:sz w:val="24"/>
+          <w:szCs w:val="24"/>
+          <w:lang w:val="en-US"/>
+        </w:rPr>
+        <w:t>In certain college admissions processes across the United States, institutions have</w:t>
+      </w:r>
+      <w:r>
+        <w:rPr>
+          <w:sz w:val="24"/>
+          <w:szCs w:val="24"/>
+          <w:lang w:val="en-US"/>
+        </w:rPr>
+        <w:t xml:space="preserve"> </w:t>
+      </w:r>
+      <w:r>
+        <w:rPr>
+          <w:sz w:val="24"/>
+          <w:szCs w:val="24"/>
+          <w:lang w:val="en-US"/>
+        </w:rPr>
+        <w:t>increasingly adopted AI-driven models to streamline applicant evaluations and selection</w:t>
+      </w:r>
+      <w:r>
+        <w:rPr>
+          <w:sz w:val="24"/>
+          <w:szCs w:val="24"/>
+          <w:lang w:val="en-US"/>
+        </w:rPr>
+        <w:t xml:space="preserve"> </w:t>
+      </w:r>
+      <w:r>
+        <w:rPr>
+          <w:sz w:val="24"/>
+          <w:szCs w:val="24"/>
+          <w:lang w:val="en-US"/>
+        </w:rPr>
+        <w:t>decisions. These predictive models typically rely on historical admissions data,</w:t>
+      </w:r>
+      <w:r>
+        <w:rPr>
+          <w:sz w:val="24"/>
+          <w:szCs w:val="24"/>
+          <w:lang w:val="en-US"/>
+        </w:rPr>
+        <w:t xml:space="preserve"> </w:t>
+      </w:r>
+      <w:r>
+        <w:rPr>
+          <w:sz w:val="24"/>
+          <w:szCs w:val="24"/>
+          <w:lang w:val="en-US"/>
+        </w:rPr>
+        <w:t>encompassing elements such as high school GPA, standardized test scores, extracurricular</w:t>
+      </w:r>
+      <w:r>
+        <w:rPr>
+          <w:sz w:val="24"/>
+          <w:szCs w:val="24"/>
+          <w:lang w:val="en-US"/>
+        </w:rPr>
+        <w:t xml:space="preserve"> </w:t>
+      </w:r>
+      <w:r>
+        <w:rPr>
+          <w:sz w:val="24"/>
+          <w:szCs w:val="24"/>
+          <w:lang w:val="en-US"/>
+        </w:rPr>
+        <w:t>participation, and demographic profiles linked to specific zip codes or school</w:t>
+      </w:r>
+      <w:r>
+        <w:rPr>
+          <w:sz w:val="24"/>
+          <w:szCs w:val="24"/>
+          <w:lang w:val="en-US"/>
+        </w:rPr>
+        <w:t xml:space="preserve"> </w:t>
+      </w:r>
+      <w:r>
+        <w:rPr>
+          <w:sz w:val="24"/>
+          <w:szCs w:val="24"/>
+          <w:lang w:val="en-US"/>
+        </w:rPr>
+        <w:t>districts. Upon a detailed review, these AI-driven admission tools were found to</w:t>
+      </w:r>
+      <w:r>
+        <w:rPr>
+          <w:sz w:val="24"/>
+          <w:szCs w:val="24"/>
+          <w:lang w:val="en-US"/>
+        </w:rPr>
+        <w:t xml:space="preserve"> </w:t>
+      </w:r>
+      <w:r>
+        <w:rPr>
+          <w:sz w:val="24"/>
+          <w:szCs w:val="24"/>
+          <w:lang w:val="en-US"/>
+        </w:rPr>
+        <w:t>unintentionally favor applicants from historically privileged schools and affluent</w:t>
+      </w:r>
+      <w:r>
+        <w:rPr>
+          <w:sz w:val="24"/>
+          <w:szCs w:val="24"/>
+          <w:lang w:val="en-US"/>
+        </w:rPr>
+        <w:t xml:space="preserve"> </w:t>
+      </w:r>
+      <w:r>
+        <w:rPr>
+          <w:sz w:val="24"/>
+          <w:szCs w:val="24"/>
+          <w:lang w:val="en-US"/>
+        </w:rPr>
+        <w:t>neighborhoods. In contrast, the models systematically disadvantaged applicants</w:t>
+      </w:r>
+      <w:r>
+        <w:rPr>
+          <w:sz w:val="24"/>
+          <w:szCs w:val="24"/>
+          <w:lang w:val="en-US"/>
+        </w:rPr>
+        <w:t xml:space="preserve"> </w:t>
+      </w:r>
+      <w:r>
+        <w:rPr>
+          <w:sz w:val="24"/>
+          <w:szCs w:val="24"/>
+          <w:lang w:val="en-US"/>
+        </w:rPr>
+        <w:t>from economically disadvantaged areas or schools predominantly attended by racial</w:t>
+      </w:r>
+      <w:r>
+        <w:rPr>
+          <w:sz w:val="24"/>
+          <w:szCs w:val="24"/>
+          <w:lang w:val="en-US"/>
+        </w:rPr>
+        <w:t xml:space="preserve"> </w:t>
+      </w:r>
+      <w:r>
+        <w:rPr>
+          <w:sz w:val="24"/>
+          <w:szCs w:val="24"/>
+          <w:lang w:val="en-US"/>
+        </w:rPr>
+        <w:t>and ethnic minority groups</w:t>
+      </w:r>
+      <w:r>
+        <w:rPr>
+          <w:sz w:val="24"/>
+          <w:szCs w:val="24"/>
+          <w:lang w:val="en-US"/>
+        </w:rPr>
+        <w:t>.</w:t>
+      </w:r>
+      <w:r>
+        <w:rPr>
+          <w:sz w:val="24"/>
+          <w:szCs w:val="24"/>
+          <w:lang w:val="en-US"/>
+        </w:rPr>
+        <w:t xml:space="preserve"> Notably, students applying from lower-income</w:t>
+      </w:r>
+      <w:r>
+        <w:rPr>
+          <w:sz w:val="24"/>
+          <w:szCs w:val="24"/>
+          <w:lang w:val="en-US"/>
+        </w:rPr>
+        <w:t xml:space="preserve"> </w:t>
+      </w:r>
+      <w:r>
+        <w:rPr>
+          <w:sz w:val="24"/>
+          <w:szCs w:val="24"/>
+          <w:lang w:val="en-US"/>
+        </w:rPr>
+        <w:t>urban districts or rural communities were frequently assigned lower predicted success</w:t>
+      </w:r>
+      <w:r>
+        <w:rPr>
+          <w:sz w:val="24"/>
+          <w:szCs w:val="24"/>
+          <w:lang w:val="en-US"/>
+        </w:rPr>
+        <w:t xml:space="preserve"> </w:t>
+      </w:r>
+      <w:r>
+        <w:rPr>
+          <w:sz w:val="24"/>
+          <w:szCs w:val="24"/>
+          <w:lang w:val="en-US"/>
+        </w:rPr>
+        <w:t>scores, resulting in reduced admission rates, despite their comparable academic</w:t>
+      </w:r>
+      <w:r>
+        <w:rPr>
+          <w:sz w:val="24"/>
+          <w:szCs w:val="24"/>
+          <w:lang w:val="en-US"/>
+        </w:rPr>
+        <w:t xml:space="preserve"> q</w:t>
+      </w:r>
+      <w:r>
+        <w:rPr>
+          <w:sz w:val="24"/>
+          <w:szCs w:val="24"/>
+          <w:lang w:val="en-US"/>
+        </w:rPr>
+        <w:t>ualifications and potential. This disparity arose directly from biases inherent in</w:t>
+      </w:r>
+      <w:r>
+        <w:rPr>
+          <w:sz w:val="24"/>
+          <w:szCs w:val="24"/>
+          <w:lang w:val="en-US"/>
+        </w:rPr>
+        <w:t xml:space="preserve"> </w:t>
+      </w:r>
+      <w:r>
+        <w:rPr>
+          <w:sz w:val="24"/>
+          <w:szCs w:val="24"/>
+          <w:lang w:val="en-US"/>
+        </w:rPr>
+        <w:t>the historical data, which mirrored longstanding structural inequalities, rather than</w:t>
+      </w:r>
+      <w:r>
+        <w:rPr>
+          <w:sz w:val="24"/>
+          <w:szCs w:val="24"/>
+          <w:lang w:val="en-US"/>
+        </w:rPr>
+        <w:t xml:space="preserve"> </w:t>
+      </w:r>
+      <w:r>
+        <w:rPr>
+          <w:sz w:val="24"/>
+          <w:szCs w:val="24"/>
+          <w:lang w:val="en-US"/>
+        </w:rPr>
+        <w:t>reflecting an objective assessment of individual student capabilities.</w:t>
       </w:r>
     </w:p>
     <w:p>
       <w:pPr>
         <w:rPr>
-          <w:rFonts w:ascii="Arial" w:hAnsi="Arial" w:cs="Arial"/>
-        </w:rPr>
-      </w:pPr>
-      <w:r>
-        <w:rPr>
-          <w:rFonts w:ascii="Arial" w:hAnsi="Arial" w:cs="Arial"/>
-        </w:rPr>
-        <w:t>Biases that simultaneously operate at both individual and group levels.</w:t>
+          <w:b/>
+          <w:bCs/>
+          <w:sz w:val="24"/>
+          <w:szCs w:val="24"/>
+          <w:lang w:val="en-US"/>
+        </w:rPr>
+      </w:pPr>
+      <w:r>
+        <w:rPr>
+          <w:b/>
+          <w:bCs/>
+          <w:sz w:val="24"/>
+          <w:szCs w:val="24"/>
+          <w:lang w:val="en-US"/>
+        </w:rPr>
+        <w:t>Mapping Bias: Moroccan At-Risk Students Model</w:t>
       </w:r>
     </w:p>
     <w:p>
       <w:pPr>
         <w:rPr>
-          <w:rFonts w:ascii="Arial" w:hAnsi="Arial" w:cs="Arial"/>
-        </w:rPr>
-      </w:pPr>
-      <w:r>
-        <w:rPr>
-          <w:rFonts w:ascii="Arial" w:hAnsi="Arial" w:cs="Arial"/>
+          <w:sz w:val="24"/>
+          <w:szCs w:val="24"/>
+          <w:lang w:val="en-US"/>
+        </w:rPr>
+      </w:pPr>
+      <w:r>
+        <w:rPr>
+          <w:sz w:val="24"/>
+          <w:szCs w:val="24"/>
+          <w:lang w:val="en-US"/>
+        </w:rPr>
+        <w:t xml:space="preserve">In the Moroccan education system study by </w:t>
+      </w:r>
+      <w:proofErr w:type="spellStart"/>
+      <w:r>
+        <w:rPr>
+          <w:sz w:val="24"/>
+          <w:szCs w:val="24"/>
+          <w:lang w:val="en-US"/>
+        </w:rPr>
+        <w:t>Belhabib</w:t>
+      </w:r>
+      <w:proofErr w:type="spellEnd"/>
+      <w:r>
+        <w:rPr>
+          <w:sz w:val="24"/>
+          <w:szCs w:val="24"/>
+          <w:lang w:val="en-US"/>
+        </w:rPr>
+        <w:t xml:space="preserve"> et al.</w:t>
+      </w:r>
+      <w:r>
+        <w:rPr>
+          <w:sz w:val="24"/>
+          <w:szCs w:val="24"/>
+          <w:lang w:val="en-US"/>
+        </w:rPr>
+        <w:t>,</w:t>
+      </w:r>
+      <w:r>
+        <w:rPr>
+          <w:sz w:val="24"/>
+          <w:szCs w:val="24"/>
+          <w:lang w:val="en-US"/>
+        </w:rPr>
+        <w:t xml:space="preserve"> an AI model was</w:t>
+      </w:r>
+      <w:r>
+        <w:rPr>
+          <w:sz w:val="24"/>
+          <w:szCs w:val="24"/>
+          <w:lang w:val="en-US"/>
+        </w:rPr>
+        <w:t xml:space="preserve"> </w:t>
+      </w:r>
+      <w:r>
+        <w:rPr>
+          <w:sz w:val="24"/>
+          <w:szCs w:val="24"/>
+          <w:lang w:val="en-US"/>
+        </w:rPr>
+        <w:t xml:space="preserve">built to identify students at risk of dropping out. The </w:t>
+      </w:r>
+      <w:proofErr w:type="gramStart"/>
+      <w:r>
+        <w:rPr>
+          <w:sz w:val="24"/>
+          <w:szCs w:val="24"/>
+          <w:lang w:val="en-US"/>
+        </w:rPr>
+        <w:t>researchers</w:t>
+      </w:r>
+      <w:proofErr w:type="gramEnd"/>
+      <w:r>
+        <w:rPr>
+          <w:sz w:val="24"/>
+          <w:szCs w:val="24"/>
+          <w:lang w:val="en-US"/>
+        </w:rPr>
+        <w:t xml:space="preserve"> analysis using</w:t>
+      </w:r>
+      <w:r>
+        <w:rPr>
+          <w:sz w:val="24"/>
+          <w:szCs w:val="24"/>
+          <w:lang w:val="en-US"/>
+        </w:rPr>
+        <w:t xml:space="preserve"> </w:t>
+      </w:r>
+      <w:r>
+        <w:rPr>
+          <w:sz w:val="24"/>
+          <w:szCs w:val="24"/>
+          <w:lang w:val="en-US"/>
+        </w:rPr>
+        <w:t>SHAP revealed that the importance of predictor variables, such as previous academic</w:t>
+      </w:r>
+      <w:r>
+        <w:rPr>
+          <w:sz w:val="24"/>
+          <w:szCs w:val="24"/>
+          <w:lang w:val="en-US"/>
+        </w:rPr>
+        <w:t xml:space="preserve"> </w:t>
+      </w:r>
+      <w:r>
+        <w:rPr>
+          <w:sz w:val="24"/>
+          <w:szCs w:val="24"/>
+          <w:lang w:val="en-US"/>
+        </w:rPr>
+        <w:t>performance, socioeconomic status, or regional indicators, varied significantly</w:t>
+      </w:r>
+      <w:r>
+        <w:rPr>
+          <w:sz w:val="24"/>
+          <w:szCs w:val="24"/>
+          <w:lang w:val="en-US"/>
+        </w:rPr>
+        <w:t xml:space="preserve"> </w:t>
+      </w:r>
+      <w:r>
+        <w:rPr>
+          <w:sz w:val="24"/>
+          <w:szCs w:val="24"/>
+          <w:lang w:val="en-US"/>
+        </w:rPr>
+        <w:t>depending on the student subgroup. For instance, “previous grades” can be highly</w:t>
+      </w:r>
+      <w:r>
+        <w:rPr>
+          <w:sz w:val="24"/>
+          <w:szCs w:val="24"/>
+          <w:lang w:val="en-US"/>
+        </w:rPr>
+        <w:t xml:space="preserve"> </w:t>
+      </w:r>
+      <w:r>
+        <w:rPr>
+          <w:sz w:val="24"/>
+          <w:szCs w:val="24"/>
+          <w:lang w:val="en-US"/>
+        </w:rPr>
+        <w:t>predictive for students in well-resourced urban schools, but much less so in rural</w:t>
+      </w:r>
+      <w:r>
+        <w:rPr>
+          <w:sz w:val="24"/>
+          <w:szCs w:val="24"/>
+          <w:lang w:val="en-US"/>
+        </w:rPr>
+        <w:t xml:space="preserve"> </w:t>
+      </w:r>
+      <w:r>
+        <w:rPr>
+          <w:sz w:val="24"/>
+          <w:szCs w:val="24"/>
+          <w:lang w:val="en-US"/>
+        </w:rPr>
+        <w:t>regions, where resource constraints or data quality issues make past grades a weaker</w:t>
+      </w:r>
+      <w:r>
+        <w:rPr>
+          <w:sz w:val="24"/>
+          <w:szCs w:val="24"/>
+          <w:lang w:val="en-US"/>
+        </w:rPr>
+        <w:t xml:space="preserve"> </w:t>
+      </w:r>
+      <w:r>
+        <w:rPr>
+          <w:sz w:val="24"/>
+          <w:szCs w:val="24"/>
+          <w:lang w:val="en-US"/>
+        </w:rPr>
+        <w:t>indicator. Because the final model treated users uniformly rather than differentiating</w:t>
+      </w:r>
+      <w:r>
+        <w:rPr>
+          <w:sz w:val="24"/>
+          <w:szCs w:val="24"/>
+          <w:lang w:val="en-US"/>
+        </w:rPr>
+        <w:t xml:space="preserve"> </w:t>
+      </w:r>
+      <w:r>
+        <w:rPr>
+          <w:sz w:val="24"/>
+          <w:szCs w:val="24"/>
+          <w:lang w:val="en-US"/>
+        </w:rPr>
+        <w:t>by subgroup, the risk exists that some students, particularly in underrepresented</w:t>
+      </w:r>
+      <w:r>
+        <w:rPr>
+          <w:sz w:val="24"/>
+          <w:szCs w:val="24"/>
+          <w:lang w:val="en-US"/>
+        </w:rPr>
+        <w:t xml:space="preserve"> </w:t>
+      </w:r>
+      <w:r>
+        <w:rPr>
+          <w:sz w:val="24"/>
+          <w:szCs w:val="24"/>
+          <w:lang w:val="en-US"/>
+        </w:rPr>
+        <w:t>districts, might be misclassified as low risk when they are not, denying them needed</w:t>
+      </w:r>
+      <w:r>
+        <w:rPr>
+          <w:sz w:val="24"/>
+          <w:szCs w:val="24"/>
+          <w:lang w:val="en-US"/>
+        </w:rPr>
+        <w:t xml:space="preserve"> </w:t>
+      </w:r>
+      <w:r>
+        <w:rPr>
+          <w:sz w:val="24"/>
+          <w:szCs w:val="24"/>
+          <w:lang w:val="en-US"/>
+        </w:rPr>
+        <w:t>support, or conversely classified as high risk based on predictors that are poor</w:t>
+      </w:r>
+      <w:r>
+        <w:rPr>
+          <w:sz w:val="24"/>
+          <w:szCs w:val="24"/>
+          <w:lang w:val="en-US"/>
+        </w:rPr>
+        <w:t xml:space="preserve"> </w:t>
+      </w:r>
+      <w:r>
+        <w:rPr>
+          <w:sz w:val="24"/>
+          <w:szCs w:val="24"/>
+          <w:lang w:val="en-US"/>
+        </w:rPr>
+        <w:t>proxies in their context.</w:t>
+      </w:r>
+    </w:p>
+    <w:p>
+      <w:pPr>
+        <w:rPr>
           <w:b/>
           <w:bCs/>
-        </w:rPr>
-        <w:t>Algorithm Bias</w:t>
-      </w:r>
-      <w:r>
-        <w:rPr>
-          <w:rFonts w:ascii="Arial" w:hAnsi="Arial" w:cs="Arial"/>
-        </w:rPr>
-        <w:t xml:space="preserve"> typically originates at from individual-level inconsistencies and propagates outward to reinforce broader group-level inequalities.</w:t>
+          <w:sz w:val="24"/>
+          <w:szCs w:val="24"/>
+          <w:lang w:val="en-US"/>
+        </w:rPr>
+      </w:pPr>
+      <w:r>
+        <w:rPr>
+          <w:b/>
+          <w:bCs/>
+          <w:sz w:val="24"/>
+          <w:szCs w:val="24"/>
+          <w:lang w:val="en-US"/>
+        </w:rPr>
+        <w:t>Representation Bias: ESL Students in Automated Grading</w:t>
       </w:r>
     </w:p>
     <w:p>
       <w:pPr>
         <w:rPr>
-          <w:rFonts w:ascii="Arial" w:hAnsi="Arial" w:cs="Arial"/>
-        </w:rPr>
-      </w:pPr>
-      <w:r>
-        <w:rPr>
-          <w:rFonts w:ascii="Arial" w:hAnsi="Arial" w:cs="Arial"/>
+          <w:sz w:val="24"/>
+          <w:szCs w:val="24"/>
+          <w:lang w:val="en-US"/>
+        </w:rPr>
+      </w:pPr>
+      <w:r>
+        <w:rPr>
+          <w:sz w:val="24"/>
+          <w:szCs w:val="24"/>
+          <w:lang w:val="en-US"/>
+        </w:rPr>
+        <w:t>A targeted examination</w:t>
+      </w:r>
+      <w:r>
+        <w:rPr>
+          <w:sz w:val="24"/>
+          <w:szCs w:val="24"/>
+          <w:lang w:val="en-US"/>
+        </w:rPr>
+        <w:t xml:space="preserve"> </w:t>
+      </w:r>
+      <w:r>
+        <w:rPr>
+          <w:sz w:val="24"/>
+          <w:szCs w:val="24"/>
+          <w:lang w:val="en-US"/>
+        </w:rPr>
+        <w:t>of automated essay grading systems, widely deployed across prominent e-learning</w:t>
+      </w:r>
+      <w:r>
+        <w:rPr>
+          <w:sz w:val="24"/>
+          <w:szCs w:val="24"/>
+          <w:lang w:val="en-US"/>
+        </w:rPr>
+        <w:t xml:space="preserve"> </w:t>
+      </w:r>
+      <w:r>
+        <w:rPr>
+          <w:sz w:val="24"/>
+          <w:szCs w:val="24"/>
+          <w:lang w:val="en-US"/>
+        </w:rPr>
+        <w:t>platforms, revealed significant representation bias adversely affecting English as a</w:t>
+      </w:r>
+      <w:r>
+        <w:rPr>
+          <w:sz w:val="24"/>
+          <w:szCs w:val="24"/>
+          <w:lang w:val="en-US"/>
+        </w:rPr>
+        <w:t xml:space="preserve"> </w:t>
+      </w:r>
+      <w:r>
+        <w:rPr>
+          <w:sz w:val="24"/>
+          <w:szCs w:val="24"/>
+          <w:lang w:val="en-US"/>
+        </w:rPr>
+        <w:t>Second Language (ESL) students. Specifically, researchers identified that ESL</w:t>
+      </w:r>
+      <w:r>
+        <w:rPr>
+          <w:sz w:val="24"/>
+          <w:szCs w:val="24"/>
+          <w:lang w:val="en-US"/>
+        </w:rPr>
+        <w:t xml:space="preserve"> </w:t>
+      </w:r>
+      <w:r>
+        <w:rPr>
+          <w:sz w:val="24"/>
+          <w:szCs w:val="24"/>
+          <w:lang w:val="en-US"/>
+        </w:rPr>
+        <w:t>students consistently received lower scores compared to native English-speaking</w:t>
+      </w:r>
+      <w:r>
+        <w:rPr>
+          <w:sz w:val="24"/>
+          <w:szCs w:val="24"/>
+          <w:lang w:val="en-US"/>
+        </w:rPr>
+        <w:t xml:space="preserve"> </w:t>
+      </w:r>
+      <w:r>
+        <w:rPr>
+          <w:sz w:val="24"/>
+          <w:szCs w:val="24"/>
+          <w:lang w:val="en-US"/>
+        </w:rPr>
+        <w:t>students, highlighting systematic inaccuracies rooted in underrepresentation of ESL</w:t>
+      </w:r>
+      <w:r>
+        <w:rPr>
+          <w:sz w:val="24"/>
+          <w:szCs w:val="24"/>
+          <w:lang w:val="en-US"/>
+        </w:rPr>
+        <w:t xml:space="preserve"> </w:t>
+      </w:r>
+      <w:r>
+        <w:rPr>
+          <w:sz w:val="24"/>
+          <w:szCs w:val="24"/>
+          <w:lang w:val="en-US"/>
+        </w:rPr>
+        <w:t>authored</w:t>
+      </w:r>
+      <w:r>
+        <w:rPr>
+          <w:sz w:val="24"/>
+          <w:szCs w:val="24"/>
+          <w:lang w:val="en-US"/>
+        </w:rPr>
+        <w:t xml:space="preserve"> </w:t>
+      </w:r>
+      <w:r>
+        <w:rPr>
+          <w:sz w:val="24"/>
+          <w:szCs w:val="24"/>
+          <w:lang w:val="en-US"/>
+        </w:rPr>
+        <w:t xml:space="preserve">essays in the models’ training data. This </w:t>
+      </w:r>
+      <w:r>
+        <w:rPr>
+          <w:sz w:val="24"/>
+          <w:szCs w:val="24"/>
+          <w:lang w:val="en-US"/>
+        </w:rPr>
+        <w:lastRenderedPageBreak/>
+        <w:t>imbalance in the dataset caused</w:t>
+      </w:r>
+      <w:r>
+        <w:rPr>
+          <w:sz w:val="24"/>
+          <w:szCs w:val="24"/>
+          <w:lang w:val="en-US"/>
+        </w:rPr>
+        <w:t xml:space="preserve"> </w:t>
+      </w:r>
+      <w:r>
+        <w:rPr>
+          <w:sz w:val="24"/>
+          <w:szCs w:val="24"/>
+          <w:lang w:val="en-US"/>
+        </w:rPr>
+        <w:t>AI grading algorithms to inadequately recognize linguistic structures, vocabulary</w:t>
+      </w:r>
+      <w:r>
+        <w:rPr>
+          <w:sz w:val="24"/>
+          <w:szCs w:val="24"/>
+          <w:lang w:val="en-US"/>
+        </w:rPr>
+        <w:t xml:space="preserve"> </w:t>
+      </w:r>
+      <w:r>
+        <w:rPr>
+          <w:sz w:val="24"/>
+          <w:szCs w:val="24"/>
+          <w:lang w:val="en-US"/>
+        </w:rPr>
+        <w:t>usage, and grammatical patterns common among ESL learners, thus misinterpreting</w:t>
+      </w:r>
+      <w:r>
+        <w:rPr>
+          <w:sz w:val="24"/>
+          <w:szCs w:val="24"/>
+          <w:lang w:val="en-US"/>
+        </w:rPr>
+        <w:t xml:space="preserve"> </w:t>
+      </w:r>
+      <w:r>
+        <w:rPr>
+          <w:sz w:val="24"/>
+          <w:szCs w:val="24"/>
+          <w:lang w:val="en-US"/>
+        </w:rPr>
+        <w:t>their intended meanings and educational competencies. As a direct consequence</w:t>
+      </w:r>
+      <w:r>
+        <w:rPr>
+          <w:sz w:val="24"/>
+          <w:szCs w:val="24"/>
+          <w:lang w:val="en-US"/>
+        </w:rPr>
+        <w:t xml:space="preserve"> </w:t>
+      </w:r>
+      <w:r>
+        <w:rPr>
+          <w:sz w:val="24"/>
+          <w:szCs w:val="24"/>
+          <w:lang w:val="en-US"/>
+        </w:rPr>
+        <w:t>of this representation bias, ESL students experienced unfair disadvantages, including</w:t>
+      </w:r>
+      <w:r>
+        <w:rPr>
+          <w:sz w:val="24"/>
+          <w:szCs w:val="24"/>
+          <w:lang w:val="en-US"/>
+        </w:rPr>
+        <w:t xml:space="preserve"> </w:t>
+      </w:r>
+      <w:r>
+        <w:rPr>
+          <w:sz w:val="24"/>
+          <w:szCs w:val="24"/>
+          <w:lang w:val="en-US"/>
+        </w:rPr>
+        <w:t>decreased academic confidence, hindered educational progression, and limited</w:t>
+      </w:r>
+      <w:r>
+        <w:rPr>
+          <w:sz w:val="24"/>
+          <w:szCs w:val="24"/>
+          <w:lang w:val="en-US"/>
+        </w:rPr>
+        <w:t xml:space="preserve"> </w:t>
+      </w:r>
+      <w:r>
+        <w:rPr>
+          <w:sz w:val="24"/>
+          <w:szCs w:val="24"/>
+          <w:lang w:val="en-US"/>
+        </w:rPr>
+        <w:t>opportunities for further advancement.</w:t>
+      </w:r>
+    </w:p>
+    <w:p>
+      <w:pPr>
+        <w:rPr>
           <w:b/>
           <w:bCs/>
-        </w:rPr>
-        <w:lastRenderedPageBreak/>
-        <w:t>Learning Bias</w:t>
-      </w:r>
-      <w:r>
-        <w:rPr>
-          <w:rFonts w:ascii="Arial" w:hAnsi="Arial" w:cs="Arial"/>
-        </w:rPr>
-        <w:t xml:space="preserve"> frequently arises from </w:t>
-      </w:r>
-      <w:proofErr w:type="spellStart"/>
-      <w:r>
-        <w:rPr>
-          <w:rFonts w:ascii="Arial" w:hAnsi="Arial" w:cs="Arial"/>
-        </w:rPr>
-        <w:t>modeling</w:t>
-      </w:r>
-      <w:proofErr w:type="spellEnd"/>
-      <w:r>
-        <w:rPr>
-          <w:rFonts w:ascii="Arial" w:hAnsi="Arial" w:cs="Arial"/>
-        </w:rPr>
-        <w:t xml:space="preserve"> choices during training. Particularly the selection of objective functions that prioritize specific performance metrics might disadvantage individuals and groups.</w:t>
+          <w:sz w:val="24"/>
+          <w:szCs w:val="24"/>
+          <w:lang w:val="en-US"/>
+        </w:rPr>
+      </w:pPr>
+      <w:r>
+        <w:rPr>
+          <w:b/>
+          <w:bCs/>
+          <w:sz w:val="24"/>
+          <w:szCs w:val="24"/>
+          <w:lang w:val="en-US"/>
+        </w:rPr>
+        <w:t>Exclusion Bias: Accessibility in Educational Tools</w:t>
       </w:r>
     </w:p>
     <w:p>
       <w:pPr>
         <w:rPr>
-          <w:rFonts w:ascii="Arial" w:hAnsi="Arial" w:cs="Arial"/>
-        </w:rPr>
-      </w:pPr>
-      <w:r>
-        <w:rPr>
-          <w:rFonts w:ascii="Arial" w:hAnsi="Arial" w:cs="Arial"/>
+          <w:sz w:val="24"/>
+          <w:szCs w:val="24"/>
+          <w:lang w:val="en-US"/>
+        </w:rPr>
+      </w:pPr>
+      <w:r>
+        <w:rPr>
+          <w:sz w:val="24"/>
+          <w:szCs w:val="24"/>
+          <w:lang w:val="en-US"/>
+        </w:rPr>
+        <w:t>In widely adopted online educational tools whose interfaces and content primarily</w:t>
+      </w:r>
+      <w:r>
+        <w:rPr>
+          <w:sz w:val="24"/>
+          <w:szCs w:val="24"/>
+          <w:lang w:val="en-US"/>
+        </w:rPr>
+        <w:t xml:space="preserve"> </w:t>
+      </w:r>
+      <w:r>
+        <w:rPr>
+          <w:sz w:val="24"/>
+          <w:szCs w:val="24"/>
+          <w:lang w:val="en-US"/>
+        </w:rPr>
+        <w:t>catered to native English speakers without adequately accommodating multilingual</w:t>
+      </w:r>
+      <w:r>
+        <w:rPr>
+          <w:sz w:val="24"/>
+          <w:szCs w:val="24"/>
+          <w:lang w:val="en-US"/>
+        </w:rPr>
+        <w:t xml:space="preserve"> </w:t>
+      </w:r>
+      <w:r>
+        <w:rPr>
+          <w:sz w:val="24"/>
+          <w:szCs w:val="24"/>
+          <w:lang w:val="en-US"/>
+        </w:rPr>
+        <w:t>learners or students with disabilities. Detailed evaluations showed</w:t>
+      </w:r>
+      <w:r>
+        <w:rPr>
+          <w:sz w:val="24"/>
+          <w:szCs w:val="24"/>
+          <w:lang w:val="en-US"/>
+        </w:rPr>
+        <w:t xml:space="preserve"> </w:t>
+      </w:r>
+      <w:r>
+        <w:rPr>
+          <w:sz w:val="24"/>
+          <w:szCs w:val="24"/>
+          <w:lang w:val="en-US"/>
+        </w:rPr>
+        <w:t>that students from non-English speaking backgrounds frequently struggled due to</w:t>
+      </w:r>
+      <w:r>
+        <w:rPr>
+          <w:sz w:val="24"/>
+          <w:szCs w:val="24"/>
+          <w:lang w:val="en-US"/>
+        </w:rPr>
+        <w:t xml:space="preserve"> </w:t>
+      </w:r>
+      <w:r>
+        <w:rPr>
+          <w:sz w:val="24"/>
+          <w:szCs w:val="24"/>
+          <w:lang w:val="en-US"/>
+        </w:rPr>
+        <w:t>insufficient multilingual support, leading to disengagement and poorer educational</w:t>
+      </w:r>
+      <w:r>
+        <w:rPr>
+          <w:sz w:val="24"/>
+          <w:szCs w:val="24"/>
+          <w:lang w:val="en-US"/>
+        </w:rPr>
+        <w:t xml:space="preserve"> </w:t>
+      </w:r>
+      <w:r>
+        <w:rPr>
+          <w:sz w:val="24"/>
+          <w:szCs w:val="24"/>
+          <w:lang w:val="en-US"/>
+        </w:rPr>
+        <w:t>outcomes. Further analysis revealed that students with visual, hearing, or cognitive</w:t>
+      </w:r>
+      <w:r>
+        <w:rPr>
+          <w:sz w:val="24"/>
+          <w:szCs w:val="24"/>
+          <w:lang w:val="en-US"/>
+        </w:rPr>
+        <w:t xml:space="preserve"> </w:t>
+      </w:r>
+      <w:r>
+        <w:rPr>
+          <w:sz w:val="24"/>
+          <w:szCs w:val="24"/>
+          <w:lang w:val="en-US"/>
+        </w:rPr>
+        <w:t>impairments encountered substantial accessibility barriers, as tools lacked essential</w:t>
+      </w:r>
+      <w:r>
+        <w:rPr>
+          <w:sz w:val="24"/>
+          <w:szCs w:val="24"/>
+          <w:lang w:val="en-US"/>
+        </w:rPr>
+        <w:t xml:space="preserve"> </w:t>
+      </w:r>
+      <w:r>
+        <w:rPr>
+          <w:sz w:val="24"/>
+          <w:szCs w:val="24"/>
+          <w:lang w:val="en-US"/>
+        </w:rPr>
+        <w:t>assistive features such as alternative text, closed captions, or adaptive navigation</w:t>
+      </w:r>
+      <w:r>
+        <w:rPr>
+          <w:sz w:val="24"/>
+          <w:szCs w:val="24"/>
+          <w:lang w:val="en-US"/>
+        </w:rPr>
+        <w:t xml:space="preserve"> </w:t>
+      </w:r>
+      <w:r>
+        <w:rPr>
+          <w:sz w:val="24"/>
+          <w:szCs w:val="24"/>
+          <w:lang w:val="en-US"/>
+        </w:rPr>
+        <w:t>tools. Consequently, these platforms unintentionally widened existing educational</w:t>
+      </w:r>
+      <w:r>
+        <w:rPr>
+          <w:sz w:val="24"/>
+          <w:szCs w:val="24"/>
+          <w:lang w:val="en-US"/>
+        </w:rPr>
+        <w:t xml:space="preserve"> </w:t>
+      </w:r>
+      <w:r>
+        <w:rPr>
+          <w:sz w:val="24"/>
+          <w:szCs w:val="24"/>
+          <w:lang w:val="en-US"/>
+        </w:rPr>
+        <w:t>disparities by systematically disadvantaging marginalized groups.</w:t>
+      </w:r>
+    </w:p>
+    <w:p>
+      <w:pPr>
+        <w:rPr>
+          <w:lang w:val="en-US"/>
+        </w:rPr>
+      </w:pPr>
+      <w:r>
+        <w:rPr>
+          <w:sz w:val="32"/>
+          <w:szCs w:val="32"/>
+          <w:lang w:val="en-US"/>
+        </w:rPr>
+        <w:t>Individual Level Biases</w:t>
+      </w:r>
+    </w:p>
+    <w:p>
+      <w:pPr>
+        <w:rPr>
           <w:b/>
           <w:bCs/>
-        </w:rPr>
-        <w:t>Interaction Bias</w:t>
-      </w:r>
-      <w:r>
-        <w:rPr>
-          <w:rFonts w:ascii="Arial" w:hAnsi="Arial" w:cs="Arial"/>
-        </w:rPr>
-        <w:t xml:space="preserve"> emerges from unequal engagement with a platform. Highly active users shape the algorithm’s recommendations more strongly.</w:t>
+          <w:sz w:val="24"/>
+          <w:szCs w:val="24"/>
+          <w:lang w:val="en-US"/>
+        </w:rPr>
+      </w:pPr>
+      <w:r>
+        <w:rPr>
+          <w:b/>
+          <w:bCs/>
+          <w:sz w:val="24"/>
+          <w:szCs w:val="24"/>
+          <w:lang w:val="en-US"/>
+        </w:rPr>
+        <w:t>Measurement Bias: Automated Essay Scoring Systems</w:t>
       </w:r>
     </w:p>
     <w:p>
       <w:pPr>
         <w:rPr>
-          <w:rFonts w:ascii="Arial" w:hAnsi="Arial" w:cs="Arial"/>
-        </w:rPr>
-      </w:pPr>
-      <w:r>
-        <w:rPr>
-          <w:rFonts w:ascii="Arial" w:hAnsi="Arial" w:cs="Arial"/>
+          <w:sz w:val="24"/>
+          <w:szCs w:val="24"/>
+          <w:lang w:val="en-US"/>
+        </w:rPr>
+      </w:pPr>
+      <w:r>
+        <w:rPr>
+          <w:sz w:val="24"/>
+          <w:szCs w:val="24"/>
+          <w:lang w:val="en-US"/>
+        </w:rPr>
+        <w:t>In automated essay scoring systems (AES), which tend to assign lower scores to</w:t>
+      </w:r>
+      <w:r>
+        <w:rPr>
+          <w:sz w:val="24"/>
+          <w:szCs w:val="24"/>
+          <w:lang w:val="en-US"/>
+        </w:rPr>
+        <w:t xml:space="preserve"> </w:t>
+      </w:r>
+      <w:r>
+        <w:rPr>
+          <w:sz w:val="24"/>
+          <w:szCs w:val="24"/>
+          <w:lang w:val="en-US"/>
+        </w:rPr>
+        <w:t>essays written in African American Vernacular English (AAVE) while awarding</w:t>
+      </w:r>
+      <w:r>
+        <w:rPr>
+          <w:sz w:val="24"/>
+          <w:szCs w:val="24"/>
+          <w:lang w:val="en-US"/>
+        </w:rPr>
+        <w:t xml:space="preserve"> </w:t>
+      </w:r>
+      <w:r>
+        <w:rPr>
+          <w:sz w:val="24"/>
+          <w:szCs w:val="24"/>
+          <w:lang w:val="en-US"/>
+        </w:rPr>
+        <w:t>higher scores to those in Standard American English (SAE), measurement bias</w:t>
+      </w:r>
+      <w:r>
+        <w:rPr>
+          <w:sz w:val="24"/>
+          <w:szCs w:val="24"/>
+          <w:lang w:val="en-US"/>
+        </w:rPr>
+        <w:t xml:space="preserve"> </w:t>
+      </w:r>
+      <w:r>
+        <w:rPr>
+          <w:sz w:val="24"/>
+          <w:szCs w:val="24"/>
+          <w:lang w:val="en-US"/>
+        </w:rPr>
+        <w:t>prominently manifests at the individual level. Research published in journals such as</w:t>
+      </w:r>
+      <w:r>
+        <w:rPr>
+          <w:sz w:val="24"/>
+          <w:szCs w:val="24"/>
+          <w:lang w:val="en-US"/>
+        </w:rPr>
+        <w:t xml:space="preserve"> </w:t>
+      </w:r>
+      <w:r>
+        <w:rPr>
+          <w:sz w:val="24"/>
+          <w:szCs w:val="24"/>
+          <w:lang w:val="en-US"/>
+        </w:rPr>
+        <w:t>the Journal of Educational Measurement indicates that this disparity arises because</w:t>
+      </w:r>
+      <w:r>
+        <w:rPr>
+          <w:sz w:val="24"/>
+          <w:szCs w:val="24"/>
+          <w:lang w:val="en-US"/>
+        </w:rPr>
+        <w:t xml:space="preserve"> </w:t>
+      </w:r>
+      <w:r>
+        <w:rPr>
+          <w:sz w:val="24"/>
+          <w:szCs w:val="24"/>
+          <w:lang w:val="en-US"/>
+        </w:rPr>
+        <w:t>AES systems primarily rely on training datasets dominated by Standard American</w:t>
+      </w:r>
+      <w:r>
+        <w:rPr>
+          <w:sz w:val="24"/>
+          <w:szCs w:val="24"/>
+          <w:lang w:val="en-US"/>
+        </w:rPr>
+        <w:t xml:space="preserve"> </w:t>
+      </w:r>
+      <w:r>
+        <w:rPr>
+          <w:sz w:val="24"/>
+          <w:szCs w:val="24"/>
+          <w:lang w:val="en-US"/>
+        </w:rPr>
+        <w:t>English, causing linguistic or cultural differences at the individual level to distort</w:t>
+      </w:r>
+      <w:r>
+        <w:rPr>
+          <w:sz w:val="24"/>
+          <w:szCs w:val="24"/>
+          <w:lang w:val="en-US"/>
+        </w:rPr>
+        <w:t xml:space="preserve"> </w:t>
+      </w:r>
+      <w:r>
+        <w:rPr>
+          <w:sz w:val="24"/>
+          <w:szCs w:val="24"/>
+          <w:lang w:val="en-US"/>
+        </w:rPr>
+        <w:t>assessments of a student’s true abilities.</w:t>
+      </w:r>
+    </w:p>
+    <w:p>
+      <w:pPr>
+        <w:rPr>
           <w:b/>
           <w:bCs/>
-        </w:rPr>
-        <w:t>Stereotyping Bias</w:t>
-      </w:r>
-      <w:r>
-        <w:rPr>
-          <w:rFonts w:ascii="Arial" w:hAnsi="Arial" w:cs="Arial"/>
-        </w:rPr>
-        <w:t xml:space="preserve"> occurs when algorithms embed societal stereotypes or gender norms in their AI systems, thereby reinforcing harmful stereotypes.</w:t>
+          <w:sz w:val="24"/>
+          <w:szCs w:val="24"/>
+          <w:lang w:val="en-US"/>
+        </w:rPr>
+      </w:pPr>
+      <w:r>
+        <w:rPr>
+          <w:b/>
+          <w:bCs/>
+          <w:sz w:val="24"/>
+          <w:szCs w:val="24"/>
+          <w:lang w:val="en-US"/>
+        </w:rPr>
+        <w:t>Conformation Bias: Bias in Personalized Learning Platforms</w:t>
+      </w:r>
+    </w:p>
+    <w:p>
+      <w:pPr>
+        <w:rPr>
+          <w:sz w:val="24"/>
+          <w:szCs w:val="24"/>
+          <w:lang w:val="en-US"/>
+        </w:rPr>
+      </w:pPr>
+      <w:proofErr w:type="gramStart"/>
+      <w:r>
+        <w:rPr>
+          <w:sz w:val="24"/>
+          <w:szCs w:val="24"/>
+          <w:lang w:val="en-US"/>
+        </w:rPr>
+        <w:t>Widely-used</w:t>
+      </w:r>
+      <w:proofErr w:type="gramEnd"/>
+      <w:r>
+        <w:rPr>
+          <w:sz w:val="24"/>
+          <w:szCs w:val="24"/>
+          <w:lang w:val="en-US"/>
+        </w:rPr>
+        <w:t xml:space="preserve"> personalized learning platforms in U.S. schools frequently exhibit confirmation</w:t>
+      </w:r>
+      <w:r>
+        <w:rPr>
+          <w:sz w:val="24"/>
+          <w:szCs w:val="24"/>
+          <w:lang w:val="en-US"/>
+        </w:rPr>
+        <w:t xml:space="preserve"> </w:t>
+      </w:r>
+      <w:r>
+        <w:rPr>
+          <w:sz w:val="24"/>
+          <w:szCs w:val="24"/>
+          <w:lang w:val="en-US"/>
+        </w:rPr>
+        <w:t>bias, as they systematically prioritize educational resources and activities</w:t>
+      </w:r>
+      <w:r>
+        <w:rPr>
+          <w:sz w:val="24"/>
+          <w:szCs w:val="24"/>
+          <w:lang w:val="en-US"/>
+        </w:rPr>
+        <w:t xml:space="preserve"> </w:t>
+      </w:r>
+      <w:r>
+        <w:rPr>
+          <w:sz w:val="24"/>
+          <w:szCs w:val="24"/>
+          <w:lang w:val="en-US"/>
+        </w:rPr>
+        <w:t>closely aligned with students’ previous strengths, interests, or performance patterns.</w:t>
+      </w:r>
+      <w:r>
+        <w:rPr>
+          <w:sz w:val="24"/>
+          <w:szCs w:val="24"/>
+          <w:lang w:val="en-US"/>
+        </w:rPr>
+        <w:t xml:space="preserve"> </w:t>
+      </w:r>
+      <w:r>
+        <w:rPr>
+          <w:sz w:val="24"/>
+          <w:szCs w:val="24"/>
+          <w:lang w:val="en-US"/>
+        </w:rPr>
+        <w:t>For instance, students demonstrating proficiency in STEM fields</w:t>
+      </w:r>
+      <w:r>
+        <w:rPr>
+          <w:sz w:val="24"/>
+          <w:szCs w:val="24"/>
+          <w:lang w:val="en-US"/>
+        </w:rPr>
+        <w:t xml:space="preserve"> </w:t>
+      </w:r>
+      <w:r>
+        <w:rPr>
+          <w:sz w:val="24"/>
+          <w:szCs w:val="24"/>
+          <w:lang w:val="en-US"/>
+        </w:rPr>
+        <w:t>predominantly receive advanced STEM-related content recommendations, rarely</w:t>
+      </w:r>
+      <w:r>
+        <w:rPr>
+          <w:sz w:val="24"/>
+          <w:szCs w:val="24"/>
+          <w:lang w:val="en-US"/>
+        </w:rPr>
+        <w:t xml:space="preserve"> </w:t>
+      </w:r>
+      <w:r>
+        <w:rPr>
+          <w:sz w:val="24"/>
+          <w:szCs w:val="24"/>
+          <w:lang w:val="en-US"/>
+        </w:rPr>
+        <w:t>encountering challenging materials from arts or humanities. Conversely, students</w:t>
+      </w:r>
+      <w:r>
+        <w:rPr>
+          <w:sz w:val="24"/>
+          <w:szCs w:val="24"/>
+          <w:lang w:val="en-US"/>
+        </w:rPr>
+        <w:t xml:space="preserve"> </w:t>
+      </w:r>
+      <w:r>
+        <w:rPr>
+          <w:sz w:val="24"/>
+          <w:szCs w:val="24"/>
+          <w:lang w:val="en-US"/>
+        </w:rPr>
+        <w:t>struggling initially in certain subjects are frequently presented simplified content</w:t>
+      </w:r>
+      <w:r>
+        <w:rPr>
+          <w:sz w:val="24"/>
+          <w:szCs w:val="24"/>
+          <w:lang w:val="en-US"/>
+        </w:rPr>
+        <w:t xml:space="preserve"> </w:t>
+      </w:r>
+      <w:r>
+        <w:rPr>
+          <w:sz w:val="24"/>
+          <w:szCs w:val="24"/>
+          <w:lang w:val="en-US"/>
+        </w:rPr>
+        <w:t>or redirected altogether, limiting their opportunities to engage with and overcome</w:t>
+      </w:r>
+      <w:r>
+        <w:rPr>
+          <w:sz w:val="24"/>
+          <w:szCs w:val="24"/>
+          <w:lang w:val="en-US"/>
+        </w:rPr>
+        <w:t xml:space="preserve"> </w:t>
+      </w:r>
+      <w:r>
+        <w:rPr>
+          <w:sz w:val="24"/>
+          <w:szCs w:val="24"/>
+          <w:lang w:val="en-US"/>
+        </w:rPr>
+        <w:t>more demanding topics.</w:t>
+      </w:r>
+    </w:p>
+    <w:p>
+      <w:pPr>
+        <w:rPr>
+          <w:sz w:val="32"/>
+          <w:szCs w:val="32"/>
+          <w:lang w:val="en-US"/>
+        </w:rPr>
+      </w:pPr>
+      <w:r>
+        <w:rPr>
+          <w:sz w:val="32"/>
+          <w:szCs w:val="32"/>
+          <w:lang w:val="en-US"/>
+        </w:rPr>
+        <w:t>Multi-Level Biases</w:t>
+      </w:r>
+    </w:p>
+    <w:p>
+      <w:pPr>
+        <w:rPr>
+          <w:b/>
+          <w:bCs/>
+          <w:sz w:val="24"/>
+          <w:szCs w:val="24"/>
+          <w:lang w:val="en-US"/>
+        </w:rPr>
+      </w:pPr>
+      <w:r>
+        <w:rPr>
+          <w:b/>
+          <w:bCs/>
+          <w:sz w:val="24"/>
+          <w:szCs w:val="24"/>
+          <w:lang w:val="en-US"/>
+        </w:rPr>
+        <w:t>Algorithm Bias: Medical Education Bias via LLMs</w:t>
+      </w:r>
+    </w:p>
+    <w:p>
+      <w:pPr>
+        <w:rPr>
+          <w:sz w:val="24"/>
+          <w:szCs w:val="24"/>
+          <w:lang w:val="en-US"/>
+        </w:rPr>
+      </w:pPr>
+      <w:r>
+        <w:rPr>
+          <w:sz w:val="24"/>
+          <w:szCs w:val="24"/>
+          <w:lang w:val="en-US"/>
+        </w:rPr>
+        <w:t>Consider the use of large language models (LLMs), such as GPT, in medical</w:t>
+      </w:r>
+      <w:r>
+        <w:rPr>
+          <w:sz w:val="24"/>
+          <w:szCs w:val="24"/>
+          <w:lang w:val="en-US"/>
+        </w:rPr>
+        <w:t xml:space="preserve"> </w:t>
+      </w:r>
+      <w:r>
+        <w:rPr>
+          <w:sz w:val="24"/>
+          <w:szCs w:val="24"/>
+          <w:lang w:val="en-US"/>
+        </w:rPr>
+        <w:t>education, which are frequently employed to support curriculum design, student</w:t>
+      </w:r>
+      <w:r>
+        <w:rPr>
+          <w:sz w:val="24"/>
+          <w:szCs w:val="24"/>
+          <w:lang w:val="en-US"/>
+        </w:rPr>
+        <w:t xml:space="preserve"> </w:t>
+      </w:r>
+      <w:r>
+        <w:rPr>
+          <w:sz w:val="24"/>
+          <w:szCs w:val="24"/>
+          <w:lang w:val="en-US"/>
+        </w:rPr>
+        <w:t xml:space="preserve">assessments, and </w:t>
+      </w:r>
+      <w:r>
+        <w:rPr>
+          <w:sz w:val="24"/>
+          <w:szCs w:val="24"/>
+          <w:lang w:val="en-US"/>
+        </w:rPr>
+        <w:lastRenderedPageBreak/>
+        <w:t>personalized learning pathways. These models vividly illustrate</w:t>
+      </w:r>
+      <w:r>
+        <w:rPr>
+          <w:sz w:val="24"/>
+          <w:szCs w:val="24"/>
+          <w:lang w:val="en-US"/>
+        </w:rPr>
+        <w:t xml:space="preserve"> </w:t>
+      </w:r>
+      <w:r>
+        <w:rPr>
+          <w:sz w:val="24"/>
+          <w:szCs w:val="24"/>
+          <w:lang w:val="en-US"/>
+        </w:rPr>
+        <w:t>algorithmic bias operating across multiple fairness dimensions. At the individual</w:t>
+      </w:r>
+      <w:r>
+        <w:rPr>
+          <w:sz w:val="24"/>
+          <w:szCs w:val="24"/>
+          <w:lang w:val="en-US"/>
+        </w:rPr>
+        <w:t xml:space="preserve"> </w:t>
+      </w:r>
+      <w:r>
+        <w:rPr>
+          <w:sz w:val="24"/>
+          <w:szCs w:val="24"/>
+          <w:lang w:val="en-US"/>
+        </w:rPr>
+        <w:t>level, due to imbalances or insufficient diversity in training datasets, these LLMs</w:t>
+      </w:r>
+      <w:r>
+        <w:rPr>
+          <w:sz w:val="24"/>
+          <w:szCs w:val="24"/>
+          <w:lang w:val="en-US"/>
+        </w:rPr>
+        <w:t xml:space="preserve"> </w:t>
+      </w:r>
+      <w:r>
+        <w:rPr>
+          <w:sz w:val="24"/>
+          <w:szCs w:val="24"/>
+          <w:lang w:val="en-US"/>
+        </w:rPr>
+        <w:t>may deliver inaccurate or misleading information tailored to specific students whose</w:t>
+      </w:r>
+      <w:r>
+        <w:rPr>
+          <w:sz w:val="24"/>
+          <w:szCs w:val="24"/>
+          <w:lang w:val="en-US"/>
+        </w:rPr>
+        <w:t xml:space="preserve"> </w:t>
+      </w:r>
+      <w:r>
+        <w:rPr>
+          <w:sz w:val="24"/>
+          <w:szCs w:val="24"/>
+          <w:lang w:val="en-US"/>
+        </w:rPr>
+        <w:t>backgrounds or learning paths deviate from dominant training patterns. Extending</w:t>
+      </w:r>
+      <w:r>
+        <w:rPr>
+          <w:sz w:val="24"/>
+          <w:szCs w:val="24"/>
+          <w:lang w:val="en-US"/>
+        </w:rPr>
+        <w:t xml:space="preserve"> </w:t>
+      </w:r>
+      <w:r>
+        <w:rPr>
+          <w:sz w:val="24"/>
+          <w:szCs w:val="24"/>
+          <w:lang w:val="en-US"/>
+        </w:rPr>
+        <w:t>beyond individual impacts, these inaccuracies can systematically reinforce broader</w:t>
+      </w:r>
+      <w:r>
+        <w:rPr>
+          <w:sz w:val="24"/>
+          <w:szCs w:val="24"/>
+          <w:lang w:val="en-US"/>
+        </w:rPr>
+        <w:t xml:space="preserve"> </w:t>
+      </w:r>
+      <w:r>
+        <w:rPr>
+          <w:sz w:val="24"/>
+          <w:szCs w:val="24"/>
+          <w:lang w:val="en-US"/>
+        </w:rPr>
+        <w:t>inequities at the group level. For instance, if the underlying training data predominantly</w:t>
+      </w:r>
+      <w:r>
+        <w:rPr>
+          <w:sz w:val="24"/>
+          <w:szCs w:val="24"/>
+          <w:lang w:val="en-US"/>
+        </w:rPr>
+        <w:t xml:space="preserve"> </w:t>
+      </w:r>
+      <w:r>
+        <w:rPr>
+          <w:sz w:val="24"/>
+          <w:szCs w:val="24"/>
+          <w:lang w:val="en-US"/>
+        </w:rPr>
+        <w:t>reflect Western or male-centric medical knowledge, the models might</w:t>
+      </w:r>
+      <w:r>
+        <w:rPr>
+          <w:sz w:val="24"/>
+          <w:szCs w:val="24"/>
+          <w:lang w:val="en-US"/>
+        </w:rPr>
+        <w:t xml:space="preserve"> </w:t>
+      </w:r>
+      <w:r>
+        <w:rPr>
+          <w:sz w:val="24"/>
+          <w:szCs w:val="24"/>
+          <w:lang w:val="en-US"/>
+        </w:rPr>
+        <w:t>systematically underrepresent critical insights relevant to underrepresented student</w:t>
+      </w:r>
+      <w:r>
+        <w:rPr>
+          <w:sz w:val="24"/>
+          <w:szCs w:val="24"/>
+          <w:lang w:val="en-US"/>
+        </w:rPr>
+        <w:t xml:space="preserve"> </w:t>
+      </w:r>
+      <w:r>
+        <w:rPr>
+          <w:sz w:val="24"/>
+          <w:szCs w:val="24"/>
+          <w:lang w:val="en-US"/>
+        </w:rPr>
+        <w:t>populations (e.g., women or ethnic minorities), thereby exacerbating structural</w:t>
+      </w:r>
+      <w:r>
+        <w:rPr>
+          <w:sz w:val="24"/>
+          <w:szCs w:val="24"/>
+          <w:lang w:val="en-US"/>
+        </w:rPr>
+        <w:t xml:space="preserve"> </w:t>
+      </w:r>
+      <w:r>
+        <w:rPr>
+          <w:sz w:val="24"/>
+          <w:szCs w:val="24"/>
+          <w:lang w:val="en-US"/>
+        </w:rPr>
+        <w:t>disparities in medical education outcomes and potentially impacting healthcare services</w:t>
+      </w:r>
+      <w:r>
+        <w:rPr>
+          <w:sz w:val="24"/>
+          <w:szCs w:val="24"/>
+          <w:lang w:val="en-US"/>
+        </w:rPr>
+        <w:t xml:space="preserve"> </w:t>
+      </w:r>
+      <w:r>
+        <w:rPr>
+          <w:sz w:val="24"/>
+          <w:szCs w:val="24"/>
+          <w:lang w:val="en-US"/>
+        </w:rPr>
+        <w:t>for these communities. This case underscores the importance of first ensuring</w:t>
+      </w:r>
+      <w:r>
+        <w:rPr>
+          <w:sz w:val="24"/>
+          <w:szCs w:val="24"/>
+          <w:lang w:val="en-US"/>
+        </w:rPr>
+        <w:t xml:space="preserve"> </w:t>
+      </w:r>
+      <w:r>
+        <w:rPr>
+          <w:sz w:val="24"/>
+          <w:szCs w:val="24"/>
+          <w:lang w:val="en-US"/>
+        </w:rPr>
+        <w:t>individual fairness, providing accurate and unbiased content tailored to each learner,</w:t>
+      </w:r>
+      <w:r>
+        <w:rPr>
+          <w:sz w:val="24"/>
+          <w:szCs w:val="24"/>
+          <w:lang w:val="en-US"/>
+        </w:rPr>
+        <w:t xml:space="preserve"> </w:t>
+      </w:r>
+      <w:r>
+        <w:rPr>
+          <w:sz w:val="24"/>
+          <w:szCs w:val="24"/>
+          <w:lang w:val="en-US"/>
+        </w:rPr>
+        <w:t>and subsequently extending these fairness principles to maintain consistency and</w:t>
+      </w:r>
+      <w:r>
+        <w:rPr>
+          <w:sz w:val="24"/>
+          <w:szCs w:val="24"/>
+          <w:lang w:val="en-US"/>
+        </w:rPr>
+        <w:t xml:space="preserve"> </w:t>
+      </w:r>
+      <w:r>
+        <w:rPr>
+          <w:sz w:val="24"/>
+          <w:szCs w:val="24"/>
+          <w:lang w:val="en-US"/>
+        </w:rPr>
+        <w:t>equity across diverse student groups.</w:t>
+      </w:r>
+    </w:p>
+    <w:p>
+      <w:pPr>
+        <w:rPr>
+          <w:b/>
+          <w:bCs/>
+          <w:sz w:val="24"/>
+          <w:szCs w:val="24"/>
+          <w:lang w:val="en-US"/>
+        </w:rPr>
+      </w:pPr>
+      <w:r>
+        <w:rPr>
+          <w:b/>
+          <w:bCs/>
+          <w:sz w:val="24"/>
+          <w:szCs w:val="24"/>
+          <w:lang w:val="en-US"/>
+        </w:rPr>
+        <w:t>Learning Bias: Bias in AI-Based Early Warning Systems in K-12 Education</w:t>
+      </w:r>
+    </w:p>
+    <w:p>
+      <w:pPr>
+        <w:rPr>
+          <w:sz w:val="24"/>
+          <w:szCs w:val="24"/>
+          <w:lang w:val="en-US"/>
+        </w:rPr>
+      </w:pPr>
+      <w:r>
+        <w:rPr>
+          <w:sz w:val="24"/>
+          <w:szCs w:val="24"/>
+          <w:lang w:val="en-US"/>
+        </w:rPr>
+        <w:t>In the United States, several K–12 districts have implemented AI-driven Early</w:t>
+      </w:r>
+      <w:r>
+        <w:rPr>
+          <w:sz w:val="24"/>
+          <w:szCs w:val="24"/>
+          <w:lang w:val="en-US"/>
+        </w:rPr>
+        <w:t xml:space="preserve"> </w:t>
+      </w:r>
+      <w:r>
+        <w:rPr>
+          <w:sz w:val="24"/>
+          <w:szCs w:val="24"/>
+          <w:lang w:val="en-US"/>
+        </w:rPr>
+        <w:t>Warning Systems (EWS) designed to proactively identify students at risk of poor</w:t>
+      </w:r>
+      <w:r>
+        <w:rPr>
+          <w:sz w:val="24"/>
+          <w:szCs w:val="24"/>
+          <w:lang w:val="en-US"/>
+        </w:rPr>
+        <w:t xml:space="preserve"> </w:t>
+      </w:r>
+      <w:r>
+        <w:rPr>
+          <w:sz w:val="24"/>
+          <w:szCs w:val="24"/>
+          <w:lang w:val="en-US"/>
+        </w:rPr>
+        <w:t>academic outcomes, dropout, or disciplinary issues, thereby enabling targeted interventions. While these systems often show strong overall predictive performance,</w:t>
+      </w:r>
+      <w:r>
+        <w:rPr>
+          <w:sz w:val="24"/>
+          <w:szCs w:val="24"/>
+          <w:lang w:val="en-US"/>
+        </w:rPr>
+        <w:t xml:space="preserve"> </w:t>
+      </w:r>
+      <w:r>
+        <w:rPr>
+          <w:sz w:val="24"/>
+          <w:szCs w:val="24"/>
+          <w:lang w:val="en-US"/>
+        </w:rPr>
+        <w:t>deeper analyses have revealed significant multi-level biases. Initially, biases emerged</w:t>
+      </w:r>
+      <w:r>
+        <w:rPr>
+          <w:sz w:val="24"/>
+          <w:szCs w:val="24"/>
+          <w:lang w:val="en-US"/>
+        </w:rPr>
+        <w:t xml:space="preserve"> </w:t>
+      </w:r>
+      <w:r>
+        <w:rPr>
+          <w:sz w:val="24"/>
+          <w:szCs w:val="24"/>
+          <w:lang w:val="en-US"/>
+        </w:rPr>
+        <w:t>prominently at the group level, with African American and Hispanic students disproportionately</w:t>
+      </w:r>
+      <w:r>
+        <w:rPr>
+          <w:sz w:val="24"/>
+          <w:szCs w:val="24"/>
+          <w:lang w:val="en-US"/>
+        </w:rPr>
+        <w:t xml:space="preserve"> </w:t>
+      </w:r>
+      <w:r>
+        <w:rPr>
+          <w:sz w:val="24"/>
+          <w:szCs w:val="24"/>
+          <w:lang w:val="en-US"/>
+        </w:rPr>
+        <w:t xml:space="preserve">labeled </w:t>
+      </w:r>
+      <w:proofErr w:type="gramStart"/>
+      <w:r>
+        <w:rPr>
+          <w:sz w:val="24"/>
+          <w:szCs w:val="24"/>
+          <w:lang w:val="en-US"/>
+        </w:rPr>
+        <w:t>as ”at</w:t>
+      </w:r>
+      <w:proofErr w:type="gramEnd"/>
+      <w:r>
+        <w:rPr>
+          <w:sz w:val="24"/>
+          <w:szCs w:val="24"/>
+          <w:lang w:val="en-US"/>
+        </w:rPr>
+        <w:t>-risk,” due to historically biased disciplinary records</w:t>
+      </w:r>
+      <w:r>
+        <w:rPr>
+          <w:sz w:val="24"/>
+          <w:szCs w:val="24"/>
+          <w:lang w:val="en-US"/>
+        </w:rPr>
+        <w:t xml:space="preserve"> </w:t>
+      </w:r>
+      <w:r>
+        <w:rPr>
+          <w:sz w:val="24"/>
+          <w:szCs w:val="24"/>
+          <w:lang w:val="en-US"/>
+        </w:rPr>
+        <w:t>and attendance data influenced by socioeconomic factors. This over-identification</w:t>
+      </w:r>
+      <w:r>
+        <w:rPr>
+          <w:sz w:val="24"/>
+          <w:szCs w:val="24"/>
+          <w:lang w:val="en-US"/>
+        </w:rPr>
+        <w:t xml:space="preserve"> </w:t>
+      </w:r>
+      <w:r>
+        <w:rPr>
+          <w:sz w:val="24"/>
+          <w:szCs w:val="24"/>
+          <w:lang w:val="en-US"/>
+        </w:rPr>
+        <w:t>at the group level led to systemic stigmatization and misallocation of educational</w:t>
+      </w:r>
+      <w:r>
+        <w:rPr>
+          <w:sz w:val="24"/>
+          <w:szCs w:val="24"/>
+          <w:lang w:val="en-US"/>
+        </w:rPr>
+        <w:t xml:space="preserve"> </w:t>
+      </w:r>
+      <w:r>
+        <w:rPr>
+          <w:sz w:val="24"/>
+          <w:szCs w:val="24"/>
+          <w:lang w:val="en-US"/>
+        </w:rPr>
+        <w:t>resources. Extending beyond these group-based biases, the effects subsequently</w:t>
+      </w:r>
+      <w:r>
+        <w:rPr>
+          <w:sz w:val="24"/>
+          <w:szCs w:val="24"/>
+          <w:lang w:val="en-US"/>
+        </w:rPr>
+        <w:t xml:space="preserve"> </w:t>
+      </w:r>
+      <w:r>
+        <w:rPr>
+          <w:sz w:val="24"/>
+          <w:szCs w:val="24"/>
+          <w:lang w:val="en-US"/>
+        </w:rPr>
+        <w:t>permeated the individual level, inaccurately labeling specific minority students as</w:t>
+      </w:r>
+      <w:r>
+        <w:rPr>
+          <w:sz w:val="24"/>
+          <w:szCs w:val="24"/>
+          <w:lang w:val="en-US"/>
+        </w:rPr>
+        <w:t xml:space="preserve"> </w:t>
+      </w:r>
+      <w:r>
+        <w:rPr>
+          <w:sz w:val="24"/>
+          <w:szCs w:val="24"/>
+          <w:lang w:val="en-US"/>
+        </w:rPr>
+        <w:t>high-risk solely based on demographic group patterns rather than their actual</w:t>
+      </w:r>
+      <w:r>
+        <w:rPr>
+          <w:sz w:val="24"/>
+          <w:szCs w:val="24"/>
+          <w:lang w:val="en-US"/>
+        </w:rPr>
+        <w:t xml:space="preserve"> </w:t>
+      </w:r>
+      <w:r>
+        <w:rPr>
+          <w:sz w:val="24"/>
+          <w:szCs w:val="24"/>
+          <w:lang w:val="en-US"/>
+        </w:rPr>
+        <w:t>individual behaviors or academic achievements. Such misclassification resulted in</w:t>
+      </w:r>
+      <w:r>
+        <w:rPr>
+          <w:sz w:val="24"/>
+          <w:szCs w:val="24"/>
+          <w:lang w:val="en-US"/>
+        </w:rPr>
+        <w:t xml:space="preserve"> </w:t>
+      </w:r>
+      <w:r>
+        <w:rPr>
+          <w:sz w:val="24"/>
+          <w:szCs w:val="24"/>
+          <w:lang w:val="en-US"/>
+        </w:rPr>
+        <w:t>inappropriate interventions, negatively affecting students’ self-efficacy, motivation,</w:t>
+      </w:r>
+      <w:r>
+        <w:rPr>
+          <w:sz w:val="24"/>
+          <w:szCs w:val="24"/>
+          <w:lang w:val="en-US"/>
+        </w:rPr>
+        <w:t xml:space="preserve"> </w:t>
+      </w:r>
+      <w:r>
+        <w:rPr>
+          <w:sz w:val="24"/>
+          <w:szCs w:val="24"/>
+          <w:lang w:val="en-US"/>
+        </w:rPr>
+        <w:t>and overall educational experiences. Thus, this case underscores the importance</w:t>
+      </w:r>
+      <w:r>
+        <w:rPr>
+          <w:sz w:val="24"/>
+          <w:szCs w:val="24"/>
+          <w:lang w:val="en-US"/>
+        </w:rPr>
+        <w:t xml:space="preserve"> </w:t>
+      </w:r>
+      <w:r>
+        <w:rPr>
+          <w:sz w:val="24"/>
+          <w:szCs w:val="24"/>
+          <w:lang w:val="en-US"/>
+        </w:rPr>
+        <w:t>of beginning fairness analyses at the group level and then refining evaluations to</w:t>
+      </w:r>
+      <w:r>
+        <w:rPr>
+          <w:sz w:val="24"/>
+          <w:szCs w:val="24"/>
+          <w:lang w:val="en-US"/>
+        </w:rPr>
+        <w:t xml:space="preserve"> </w:t>
+      </w:r>
+      <w:r>
+        <w:rPr>
+          <w:sz w:val="24"/>
+          <w:szCs w:val="24"/>
+          <w:lang w:val="en-US"/>
+        </w:rPr>
+        <w:t>ensure consistent and accurate treatment at the individual</w:t>
+      </w:r>
+      <w:r>
+        <w:rPr>
+          <w:sz w:val="24"/>
+          <w:szCs w:val="24"/>
+          <w:lang w:val="en-US"/>
+        </w:rPr>
+        <w:t xml:space="preserve"> </w:t>
+      </w:r>
+      <w:r>
+        <w:rPr>
+          <w:sz w:val="24"/>
+          <w:szCs w:val="24"/>
+          <w:lang w:val="en-US"/>
+        </w:rPr>
+        <w:t>student level, promoting</w:t>
+      </w:r>
+      <w:r>
+        <w:rPr>
+          <w:sz w:val="24"/>
+          <w:szCs w:val="24"/>
+          <w:lang w:val="en-US"/>
+        </w:rPr>
+        <w:t xml:space="preserve"> </w:t>
+      </w:r>
+      <w:r>
+        <w:rPr>
+          <w:sz w:val="24"/>
+          <w:szCs w:val="24"/>
+          <w:lang w:val="en-US"/>
+        </w:rPr>
+        <w:t>comprehensive fairness in educational AI systems.</w:t>
+      </w:r>
+    </w:p>
+    <w:p>
+      <w:pPr>
+        <w:rPr>
+          <w:b/>
+          <w:bCs/>
+          <w:sz w:val="24"/>
+          <w:szCs w:val="24"/>
+          <w:lang w:val="en-US"/>
+        </w:rPr>
+      </w:pPr>
+      <w:r>
+        <w:rPr>
+          <w:b/>
+          <w:bCs/>
+          <w:sz w:val="24"/>
+          <w:szCs w:val="24"/>
+          <w:lang w:val="en-US"/>
+        </w:rPr>
+        <w:t>Interaction Bias: Adaptive Learning Platforms in Higher Education</w:t>
+      </w:r>
+    </w:p>
+    <w:p>
+      <w:pPr>
+        <w:rPr>
+          <w:sz w:val="24"/>
+          <w:szCs w:val="24"/>
+          <w:lang w:val="en-US"/>
+        </w:rPr>
+      </w:pPr>
+      <w:r>
+        <w:rPr>
+          <w:sz w:val="24"/>
+          <w:szCs w:val="24"/>
+          <w:lang w:val="en-US"/>
+        </w:rPr>
+        <w:t>An in-depth analysis of adaptive learning platforms used in higher education revealed</w:t>
+      </w:r>
+      <w:r>
+        <w:rPr>
+          <w:sz w:val="24"/>
+          <w:szCs w:val="24"/>
+          <w:lang w:val="en-US"/>
+        </w:rPr>
+        <w:t xml:space="preserve"> </w:t>
+      </w:r>
+      <w:r>
+        <w:rPr>
+          <w:sz w:val="24"/>
+          <w:szCs w:val="24"/>
+          <w:lang w:val="en-US"/>
+        </w:rPr>
+        <w:t>a distinct pattern of interaction bias. At the individual level, students who</w:t>
+      </w:r>
+      <w:r>
+        <w:rPr>
+          <w:sz w:val="24"/>
+          <w:szCs w:val="24"/>
+          <w:lang w:val="en-US"/>
+        </w:rPr>
+        <w:t xml:space="preserve"> </w:t>
+      </w:r>
+      <w:r>
+        <w:rPr>
+          <w:sz w:val="24"/>
+          <w:szCs w:val="24"/>
+          <w:lang w:val="en-US"/>
+        </w:rPr>
+        <w:t>actively engaged with the platform benefited from highly personalized and adaptive</w:t>
+      </w:r>
+      <w:r>
+        <w:rPr>
+          <w:sz w:val="24"/>
+          <w:szCs w:val="24"/>
+          <w:lang w:val="en-US"/>
+        </w:rPr>
+        <w:t xml:space="preserve"> </w:t>
+      </w:r>
+      <w:r>
+        <w:rPr>
+          <w:sz w:val="24"/>
+          <w:szCs w:val="24"/>
+          <w:lang w:val="en-US"/>
+        </w:rPr>
+        <w:t>learning experiences, while less-engaged students received limited personalization</w:t>
+      </w:r>
+      <w:r>
+        <w:rPr>
+          <w:sz w:val="24"/>
+          <w:szCs w:val="24"/>
+          <w:lang w:val="en-US"/>
+        </w:rPr>
+        <w:t xml:space="preserve"> </w:t>
+      </w:r>
+      <w:r>
+        <w:rPr>
+          <w:sz w:val="24"/>
+          <w:szCs w:val="24"/>
+          <w:lang w:val="en-US"/>
+        </w:rPr>
+        <w:t>that often failed to meet their actual learning needs. Over time, this imbalance at</w:t>
+      </w:r>
+      <w:r>
+        <w:rPr>
+          <w:sz w:val="24"/>
+          <w:szCs w:val="24"/>
+          <w:lang w:val="en-US"/>
+        </w:rPr>
+        <w:t xml:space="preserve"> </w:t>
+      </w:r>
+      <w:r>
+        <w:rPr>
+          <w:sz w:val="24"/>
+          <w:szCs w:val="24"/>
+          <w:lang w:val="en-US"/>
+        </w:rPr>
+        <w:t>the individual level aggregated into systemic inequities across groups. Specifically,</w:t>
+      </w:r>
+      <w:r>
+        <w:rPr>
+          <w:sz w:val="24"/>
+          <w:szCs w:val="24"/>
+          <w:lang w:val="en-US"/>
+        </w:rPr>
+        <w:t xml:space="preserve"> </w:t>
+      </w:r>
+      <w:r>
+        <w:rPr>
+          <w:sz w:val="24"/>
+          <w:szCs w:val="24"/>
+          <w:lang w:val="en-US"/>
+        </w:rPr>
+        <w:t>students with lower engagement—who disproportionately came from marginalized</w:t>
+      </w:r>
+      <w:r>
+        <w:rPr>
+          <w:sz w:val="24"/>
+          <w:szCs w:val="24"/>
+          <w:lang w:val="en-US"/>
+        </w:rPr>
+        <w:t xml:space="preserve"> </w:t>
+      </w:r>
+      <w:r>
+        <w:rPr>
+          <w:sz w:val="24"/>
+          <w:szCs w:val="24"/>
+          <w:lang w:val="en-US"/>
+        </w:rPr>
+        <w:t>or socioeconomically disadvantaged backgrounds, were collectively deprived of effective</w:t>
+      </w:r>
+      <w:r>
+        <w:rPr>
+          <w:sz w:val="24"/>
+          <w:szCs w:val="24"/>
+          <w:lang w:val="en-US"/>
+        </w:rPr>
+        <w:t xml:space="preserve"> </w:t>
+      </w:r>
+      <w:r>
+        <w:rPr>
+          <w:sz w:val="24"/>
+          <w:szCs w:val="24"/>
+          <w:lang w:val="en-US"/>
+        </w:rPr>
+        <w:t>personalization and academic support. This dynamic created a self-reinforcing</w:t>
+      </w:r>
+      <w:r>
+        <w:rPr>
+          <w:sz w:val="24"/>
+          <w:szCs w:val="24"/>
+          <w:lang w:val="en-US"/>
+        </w:rPr>
+        <w:t xml:space="preserve"> </w:t>
+      </w:r>
+      <w:r>
+        <w:rPr>
+          <w:sz w:val="24"/>
+          <w:szCs w:val="24"/>
+          <w:lang w:val="en-US"/>
+        </w:rPr>
+        <w:t xml:space="preserve">cycle, where individual-level disparities </w:t>
+      </w:r>
+      <w:r>
+        <w:rPr>
+          <w:sz w:val="24"/>
+          <w:szCs w:val="24"/>
+          <w:lang w:val="en-US"/>
+        </w:rPr>
+        <w:lastRenderedPageBreak/>
+        <w:t>evolved into broader group-level inequalities,</w:t>
+      </w:r>
+      <w:r>
+        <w:rPr>
+          <w:sz w:val="24"/>
+          <w:szCs w:val="24"/>
+          <w:lang w:val="en-US"/>
+        </w:rPr>
+        <w:t xml:space="preserve"> </w:t>
+      </w:r>
+      <w:r>
+        <w:rPr>
+          <w:sz w:val="24"/>
+          <w:szCs w:val="24"/>
+          <w:lang w:val="en-US"/>
+        </w:rPr>
+        <w:t>further widening existing achievement gaps.</w:t>
+      </w:r>
+    </w:p>
+    <w:p>
+      <w:pPr>
+        <w:rPr>
+          <w:b/>
+          <w:bCs/>
+          <w:sz w:val="24"/>
+          <w:szCs w:val="24"/>
+          <w:lang w:val="en-US"/>
+        </w:rPr>
+      </w:pPr>
+      <w:r>
+        <w:rPr>
+          <w:b/>
+          <w:bCs/>
+          <w:sz w:val="24"/>
+          <w:szCs w:val="24"/>
+          <w:lang w:val="en-US"/>
+        </w:rPr>
+        <w:t>Stereotyping Bias: AI-Driven Career Guidance Systems</w:t>
+      </w:r>
+    </w:p>
+    <w:p>
+      <w:pPr>
+        <w:rPr>
+          <w:sz w:val="24"/>
+          <w:szCs w:val="24"/>
+          <w:lang w:val="en-US"/>
+        </w:rPr>
+      </w:pPr>
+      <w:r>
+        <w:rPr>
+          <w:sz w:val="24"/>
+          <w:szCs w:val="24"/>
+          <w:lang w:val="en-US"/>
+        </w:rPr>
+        <w:t>A prominent case involved an AI-driven career guidance platform widely implemented</w:t>
+      </w:r>
+      <w:r>
+        <w:rPr>
+          <w:sz w:val="24"/>
+          <w:szCs w:val="24"/>
+          <w:lang w:val="en-US"/>
+        </w:rPr>
+        <w:t xml:space="preserve"> </w:t>
+      </w:r>
+      <w:r>
+        <w:rPr>
+          <w:sz w:val="24"/>
+          <w:szCs w:val="24"/>
+          <w:lang w:val="en-US"/>
+        </w:rPr>
+        <w:t xml:space="preserve">in high schools across the </w:t>
+      </w:r>
+      <w:r>
+        <w:rPr>
+          <w:sz w:val="24"/>
+          <w:szCs w:val="24"/>
+          <w:lang w:val="en-US"/>
+        </w:rPr>
+        <w:t>U.S.</w:t>
+      </w:r>
+      <w:r>
+        <w:rPr>
+          <w:sz w:val="24"/>
+          <w:szCs w:val="24"/>
+          <w:lang w:val="en-US"/>
+        </w:rPr>
+        <w:t xml:space="preserve"> Rigorous analyses revealed that this</w:t>
+      </w:r>
+      <w:r>
+        <w:rPr>
+          <w:sz w:val="24"/>
+          <w:szCs w:val="24"/>
+          <w:lang w:val="en-US"/>
+        </w:rPr>
+        <w:t xml:space="preserve"> </w:t>
+      </w:r>
+      <w:r>
+        <w:rPr>
+          <w:sz w:val="24"/>
+          <w:szCs w:val="24"/>
+          <w:lang w:val="en-US"/>
+        </w:rPr>
+        <w:t>platform consistently recommended careers aligned closely with traditional gender</w:t>
+      </w:r>
+      <w:r>
+        <w:rPr>
+          <w:sz w:val="24"/>
+          <w:szCs w:val="24"/>
+          <w:lang w:val="en-US"/>
+        </w:rPr>
+        <w:t xml:space="preserve"> </w:t>
+      </w:r>
+      <w:r>
+        <w:rPr>
+          <w:sz w:val="24"/>
+          <w:szCs w:val="24"/>
+          <w:lang w:val="en-US"/>
+        </w:rPr>
+        <w:t>stereotypes, disproportionately suggesting nursing, teaching, or humanities-related</w:t>
+      </w:r>
+      <w:r>
+        <w:rPr>
+          <w:sz w:val="24"/>
+          <w:szCs w:val="24"/>
+          <w:lang w:val="en-US"/>
+        </w:rPr>
+        <w:t xml:space="preserve"> </w:t>
+      </w:r>
+      <w:r>
+        <w:rPr>
+          <w:sz w:val="24"/>
+          <w:szCs w:val="24"/>
+          <w:lang w:val="en-US"/>
+        </w:rPr>
+        <w:t>professions for female students, while directing male students predominantly toward</w:t>
+      </w:r>
+      <w:r>
+        <w:rPr>
+          <w:sz w:val="24"/>
+          <w:szCs w:val="24"/>
+          <w:lang w:val="en-US"/>
+        </w:rPr>
+        <w:t xml:space="preserve"> </w:t>
+      </w:r>
+      <w:r>
+        <w:rPr>
+          <w:sz w:val="24"/>
+          <w:szCs w:val="24"/>
+          <w:lang w:val="en-US"/>
+        </w:rPr>
+        <w:t>STEM and technical fields. These group-level disparities subsequently manifested at</w:t>
+      </w:r>
+      <w:r>
+        <w:rPr>
+          <w:sz w:val="24"/>
+          <w:szCs w:val="24"/>
+          <w:lang w:val="en-US"/>
+        </w:rPr>
+        <w:t xml:space="preserve"> </w:t>
+      </w:r>
+      <w:r>
+        <w:rPr>
+          <w:sz w:val="24"/>
+          <w:szCs w:val="24"/>
+          <w:lang w:val="en-US"/>
+        </w:rPr>
+        <w:t>the individual level, students received limited, stereotyped recommendations, unintentionally</w:t>
+      </w:r>
+      <w:r>
+        <w:rPr>
+          <w:sz w:val="24"/>
+          <w:szCs w:val="24"/>
+          <w:lang w:val="en-US"/>
+        </w:rPr>
+        <w:t xml:space="preserve"> </w:t>
+      </w:r>
+      <w:r>
+        <w:rPr>
+          <w:sz w:val="24"/>
+          <w:szCs w:val="24"/>
+          <w:lang w:val="en-US"/>
+        </w:rPr>
+        <w:t>constraining their perceptions of potential career paths and perpetuating</w:t>
+      </w:r>
+      <w:r>
+        <w:rPr>
+          <w:sz w:val="24"/>
+          <w:szCs w:val="24"/>
+          <w:lang w:val="en-US"/>
+        </w:rPr>
+        <w:t xml:space="preserve"> </w:t>
+      </w:r>
+      <w:r>
+        <w:rPr>
+          <w:sz w:val="24"/>
+          <w:szCs w:val="24"/>
+          <w:lang w:val="en-US"/>
+        </w:rPr>
+        <w:t>gender inequities in professional fields. This case exemplifies how group-originated</w:t>
+      </w:r>
+      <w:r>
+        <w:rPr>
+          <w:sz w:val="24"/>
+          <w:szCs w:val="24"/>
+          <w:lang w:val="en-US"/>
+        </w:rPr>
+        <w:t xml:space="preserve"> </w:t>
+      </w:r>
+      <w:r>
+        <w:rPr>
+          <w:sz w:val="24"/>
+          <w:szCs w:val="24"/>
+          <w:lang w:val="en-US"/>
+        </w:rPr>
+        <w:t>bias can propagate to individual outcomes, underscoring the importance of refining</w:t>
+      </w:r>
+      <w:r>
+        <w:rPr>
+          <w:sz w:val="24"/>
+          <w:szCs w:val="24"/>
+          <w:lang w:val="en-US"/>
+        </w:rPr>
+        <w:t xml:space="preserve"> </w:t>
+      </w:r>
+      <w:r>
+        <w:rPr>
+          <w:sz w:val="24"/>
+          <w:szCs w:val="24"/>
+          <w:lang w:val="en-US"/>
+        </w:rPr>
+        <w:t>group fairness interventions to preserve equitable treatment for all learners.</w:t>
+      </w:r>
+    </w:p>
+    <w:p>
+      <w:pPr>
+        <w:rPr>
+          <w:b/>
+          <w:bCs/>
+          <w:sz w:val="24"/>
+          <w:szCs w:val="24"/>
+          <w:lang w:val="en-US"/>
+        </w:rPr>
+      </w:pPr>
+      <w:r>
+        <w:rPr>
+          <w:b/>
+          <w:bCs/>
+          <w:sz w:val="24"/>
+          <w:szCs w:val="24"/>
+          <w:lang w:val="en-US"/>
+        </w:rPr>
+        <w:t>Censored Outcome Bias: Bias in AI-Based Early Warning Systems</w:t>
+      </w:r>
+    </w:p>
+    <w:p>
+      <w:pPr>
+        <w:rPr>
+          <w:sz w:val="24"/>
+          <w:szCs w:val="24"/>
+          <w:lang w:val="en-US"/>
+        </w:rPr>
+      </w:pPr>
+      <w:r>
+        <w:rPr>
+          <w:sz w:val="24"/>
+          <w:szCs w:val="24"/>
+          <w:lang w:val="en-US"/>
+        </w:rPr>
+        <w:t>I</w:t>
+      </w:r>
+      <w:r>
+        <w:rPr>
+          <w:sz w:val="24"/>
+          <w:szCs w:val="24"/>
+          <w:lang w:val="en-US"/>
+        </w:rPr>
+        <w:t>n</w:t>
+      </w:r>
+      <w:r>
+        <w:rPr>
+          <w:sz w:val="24"/>
+          <w:szCs w:val="24"/>
+          <w:lang w:val="en-US"/>
+        </w:rPr>
+        <w:t xml:space="preserve"> </w:t>
+      </w:r>
+      <w:r>
+        <w:rPr>
+          <w:sz w:val="24"/>
+          <w:szCs w:val="24"/>
+          <w:lang w:val="en-US"/>
+        </w:rPr>
+        <w:t>a major metropolitan school district, an AI-based early warning system (EWS)</w:t>
+      </w:r>
+      <w:r>
+        <w:rPr>
+          <w:sz w:val="24"/>
+          <w:szCs w:val="24"/>
+          <w:lang w:val="en-US"/>
+        </w:rPr>
+        <w:t xml:space="preserve"> </w:t>
+      </w:r>
+      <w:r>
+        <w:rPr>
+          <w:sz w:val="24"/>
+          <w:szCs w:val="24"/>
+          <w:lang w:val="en-US"/>
+        </w:rPr>
+        <w:t>was deployed to predict student dropout risk and identify those needing targeted</w:t>
+      </w:r>
+      <w:r>
+        <w:rPr>
+          <w:sz w:val="24"/>
+          <w:szCs w:val="24"/>
+          <w:lang w:val="en-US"/>
+        </w:rPr>
+        <w:t xml:space="preserve"> </w:t>
+      </w:r>
+      <w:r>
+        <w:rPr>
+          <w:sz w:val="24"/>
+          <w:szCs w:val="24"/>
+          <w:lang w:val="en-US"/>
+        </w:rPr>
+        <w:t xml:space="preserve">support. However, due to censored educational </w:t>
+      </w:r>
+      <w:proofErr w:type="gramStart"/>
+      <w:r>
+        <w:rPr>
+          <w:sz w:val="24"/>
+          <w:szCs w:val="24"/>
+          <w:lang w:val="en-US"/>
+        </w:rPr>
+        <w:t>data,</w:t>
+      </w:r>
+      <w:proofErr w:type="gramEnd"/>
+      <w:r>
+        <w:rPr>
+          <w:sz w:val="24"/>
+          <w:szCs w:val="24"/>
+          <w:lang w:val="en-US"/>
+        </w:rPr>
+        <w:t xml:space="preserve"> arising when students</w:t>
+      </w:r>
+      <w:r>
+        <w:rPr>
+          <w:sz w:val="24"/>
+          <w:szCs w:val="24"/>
+          <w:lang w:val="en-US"/>
+        </w:rPr>
+        <w:t xml:space="preserve"> </w:t>
+      </w:r>
+      <w:proofErr w:type="gramStart"/>
+      <w:r>
+        <w:rPr>
+          <w:sz w:val="24"/>
+          <w:szCs w:val="24"/>
+          <w:lang w:val="en-US"/>
+        </w:rPr>
+        <w:t>transferred</w:t>
+      </w:r>
+      <w:proofErr w:type="gramEnd"/>
+      <w:r>
+        <w:rPr>
+          <w:sz w:val="24"/>
+          <w:szCs w:val="24"/>
+          <w:lang w:val="en-US"/>
+        </w:rPr>
+        <w:t xml:space="preserve"> schools, took prolonged leave, or remained continuously enrolled without</w:t>
+      </w:r>
+      <w:r>
+        <w:rPr>
+          <w:sz w:val="24"/>
+          <w:szCs w:val="24"/>
+          <w:lang w:val="en-US"/>
+        </w:rPr>
+        <w:t xml:space="preserve"> </w:t>
+      </w:r>
+      <w:r>
+        <w:rPr>
+          <w:sz w:val="24"/>
+          <w:szCs w:val="24"/>
+          <w:lang w:val="en-US"/>
+        </w:rPr>
+        <w:t>definitive outcomes, the system frequently encountered incomplete student</w:t>
+      </w:r>
+      <w:r>
+        <w:rPr>
+          <w:sz w:val="24"/>
+          <w:szCs w:val="24"/>
+          <w:lang w:val="en-US"/>
+        </w:rPr>
+        <w:t xml:space="preserve"> </w:t>
+      </w:r>
+      <w:r>
+        <w:rPr>
+          <w:sz w:val="24"/>
+          <w:szCs w:val="24"/>
+          <w:lang w:val="en-US"/>
+        </w:rPr>
+        <w:t>records. Upon close examination, it became evident that students from economically</w:t>
+      </w:r>
+      <w:r>
+        <w:rPr>
+          <w:sz w:val="24"/>
+          <w:szCs w:val="24"/>
+          <w:lang w:val="en-US"/>
+        </w:rPr>
+        <w:t xml:space="preserve"> </w:t>
+      </w:r>
+      <w:r>
+        <w:rPr>
+          <w:sz w:val="24"/>
+          <w:szCs w:val="24"/>
+          <w:lang w:val="en-US"/>
+        </w:rPr>
+        <w:t>disadvantaged backgrounds and immigrant communities disproportionately had</w:t>
+      </w:r>
+      <w:r>
+        <w:rPr>
+          <w:sz w:val="24"/>
+          <w:szCs w:val="24"/>
+          <w:lang w:val="en-US"/>
+        </w:rPr>
+        <w:t xml:space="preserve"> </w:t>
+      </w:r>
+      <w:r>
+        <w:rPr>
+          <w:sz w:val="24"/>
+          <w:szCs w:val="24"/>
+          <w:lang w:val="en-US"/>
+        </w:rPr>
+        <w:t>incomplete or partially observed educational trajectories. As a result, the predictive</w:t>
+      </w:r>
+      <w:r>
+        <w:rPr>
+          <w:sz w:val="24"/>
+          <w:szCs w:val="24"/>
+          <w:lang w:val="en-US"/>
+        </w:rPr>
+        <w:t xml:space="preserve"> </w:t>
+      </w:r>
+      <w:r>
+        <w:rPr>
+          <w:sz w:val="24"/>
+          <w:szCs w:val="24"/>
+          <w:lang w:val="en-US"/>
+        </w:rPr>
+        <w:t>model, trained primarily on fully observed historical data, consistently labeled</w:t>
+      </w:r>
+      <w:r>
+        <w:rPr>
+          <w:sz w:val="24"/>
+          <w:szCs w:val="24"/>
+          <w:lang w:val="en-US"/>
+        </w:rPr>
+        <w:t xml:space="preserve"> </w:t>
+      </w:r>
+      <w:r>
+        <w:rPr>
+          <w:sz w:val="24"/>
+          <w:szCs w:val="24"/>
+          <w:lang w:val="en-US"/>
+        </w:rPr>
+        <w:t>these students as at higher dropout risk or academically vulnerable due solely to</w:t>
+      </w:r>
+      <w:r>
+        <w:rPr>
+          <w:sz w:val="24"/>
+          <w:szCs w:val="24"/>
+          <w:lang w:val="en-US"/>
+        </w:rPr>
+        <w:t xml:space="preserve"> </w:t>
+      </w:r>
+      <w:r>
+        <w:rPr>
+          <w:sz w:val="24"/>
+          <w:szCs w:val="24"/>
+          <w:lang w:val="en-US"/>
+        </w:rPr>
+        <w:t>their incomplete data records. This issue led many students receiving inappropriate</w:t>
+      </w:r>
+      <w:r>
+        <w:rPr>
+          <w:sz w:val="24"/>
+          <w:szCs w:val="24"/>
+          <w:lang w:val="en-US"/>
+        </w:rPr>
+        <w:t xml:space="preserve"> </w:t>
+      </w:r>
+      <w:r>
+        <w:rPr>
+          <w:sz w:val="24"/>
+          <w:szCs w:val="24"/>
+          <w:lang w:val="en-US"/>
+        </w:rPr>
+        <w:t>or premature interventions,</w:t>
       </w:r>
     </w:p>
     <w:sectPr>
-      <w:footerReference w:type="default" r:id="rId6"/>
       <w:pgSz w:w="11906" w:h="16838"/>
-      <w:pgMar w:top="1440" w:right="1440" w:bottom="1440" w:left="1440" w:header="708" w:footer="708" w:gutter="0"/>
+      <w:pgMar w:top="1417" w:right="1417" w:bottom="1134" w:left="1417" w:header="708" w:footer="708" w:gutter="0"/>
       <w:cols w:space="708"/>
       <w:docGrid w:linePitch="360"/>
     </w:sectPr>
@@ -415,124 +3514,101 @@
 </w:document>
 </file>
 
-<file path=word/endnotes.xml><?xml version="1.0" encoding="utf-8"?>
-<w:endnotes xmlns:wpc="http://schemas.microsoft.com/office/word/2010/wordprocessingCanvas" xmlns:cx="http://schemas.microsoft.com/office/drawing/2014/chartex" xmlns:cx1="http://schemas.microsoft.com/office/drawing/2015/9/8/chartex" xmlns:cx2="http://schemas.microsoft.com/office/drawing/2015/10/21/chartex" xmlns:cx3="http://schemas.microsoft.com/office/drawing/2016/5/9/chartex" xmlns:cx4="http://schemas.microsoft.com/office/drawing/2016/5/10/chartex" xmlns:cx5="http://schemas.microsoft.com/office/drawing/2016/5/11/chartex" xmlns:cx6="http://schemas.microsoft.com/office/drawing/2016/5/12/chartex" xmlns:cx7="http://schemas.microsoft.com/office/drawing/2016/5/13/chartex" xmlns:cx8="http://schemas.microsoft.com/office/drawing/2016/5/14/chartex" xmlns:mc="http://schemas.openxmlformats.org/markup-compatibility/2006" xmlns:aink="http://schemas.microsoft.com/office/drawing/2016/ink" xmlns:am3d="http://schemas.microsoft.com/office/drawing/2017/model3d" xmlns:o="urn:schemas-microsoft-com:office:office" xmlns:oel="http://schemas.microsoft.com/office/2019/extlst" xmlns:r="http://schemas.openxmlformats.org/officeDocument/2006/relationships" xmlns:m="http://schemas.openxmlformats.org/officeDocument/2006/math" xmlns:v="urn:schemas-microsoft-com:vml" xmlns:wp14="http://schemas.microsoft.com/office/word/2010/wordprocessingDrawing" xmlns:wp="http://schemas.openxmlformats.org/drawingml/2006/wordprocessingDrawing" xmlns:w10="urn:schemas-microsoft-com:office:word" xmlns:w="http://schemas.openxmlformats.org/wordprocessingml/2006/main" xmlns:w14="http://schemas.microsoft.com/office/word/2010/wordml" xmlns:w15="http://schemas.microsoft.com/office/word/2012/wordml" xmlns:w16cex="http://schemas.microsoft.com/office/word/2018/wordml/cex" xmlns:w16cid="http://schemas.microsoft.com/office/word/2016/wordml/cid" xmlns:w16="http://schemas.microsoft.com/office/word/2018/wordml" xmlns:w16du="http://schemas.microsoft.com/office/word/2023/wordml/word16du" xmlns:w16sdtdh="http://schemas.microsoft.com/office/word/2020/wordml/sdtdatahash" xmlns:w16sdtfl="http://schemas.microsoft.com/office/word/2024/wordml/sdtformatlock" xmlns:w16se="http://schemas.microsoft.com/office/word/2015/wordml/symex" xmlns:wpg="http://schemas.microsoft.com/office/word/2010/wordprocessingGroup" xmlns:wpi="http://schemas.microsoft.com/office/word/2010/wordprocessingInk" xmlns:wne="http://schemas.microsoft.com/office/word/2006/wordml" xmlns:wps="http://schemas.microsoft.com/office/word/2010/wordprocessingShape" mc:Ignorable="w14 w15 w16se w16cid w16 w16cex w16sdtdh w16sdtfl w16du wp14">
-  <w:endnote w:type="separator" w:id="-1">
-    <w:p>
-      <w:pPr>
-        <w:spacing w:after="0" w:line="240" w:lineRule="auto"/>
-      </w:pPr>
-      <w:r>
-        <w:separator/>
-      </w:r>
-    </w:p>
-  </w:endnote>
-  <w:endnote w:type="continuationSeparator" w:id="0">
-    <w:p>
-      <w:pPr>
-        <w:spacing w:after="0" w:line="240" w:lineRule="auto"/>
-      </w:pPr>
-      <w:r>
-        <w:continuationSeparator/>
-      </w:r>
-    </w:p>
-  </w:endnote>
-</w:endnotes>
-</file>
-
-<file path=word/footer1.xml><?xml version="1.0" encoding="utf-8"?>
-<w:ftr xmlns:wpc="http://schemas.microsoft.com/office/word/2010/wordprocessingCanvas" xmlns:cx="http://schemas.microsoft.com/office/drawing/2014/chartex" xmlns:cx1="http://schemas.microsoft.com/office/drawing/2015/9/8/chartex" xmlns:cx2="http://schemas.microsoft.com/office/drawing/2015/10/21/chartex" xmlns:cx3="http://schemas.microsoft.com/office/drawing/2016/5/9/chartex" xmlns:cx4="http://schemas.microsoft.com/office/drawing/2016/5/10/chartex" xmlns:cx5="http://schemas.microsoft.com/office/drawing/2016/5/11/chartex" xmlns:cx6="http://schemas.microsoft.com/office/drawing/2016/5/12/chartex" xmlns:cx7="http://schemas.microsoft.com/office/drawing/2016/5/13/chartex" xmlns:cx8="http://schemas.microsoft.com/office/drawing/2016/5/14/chartex" xmlns:mc="http://schemas.openxmlformats.org/markup-compatibility/2006" xmlns:aink="http://schemas.microsoft.com/office/drawing/2016/ink" xmlns:am3d="http://schemas.microsoft.com/office/drawing/2017/model3d" xmlns:o="urn:schemas-microsoft-com:office:office" xmlns:oel="http://schemas.microsoft.com/office/2019/extlst" xmlns:r="http://schemas.openxmlformats.org/officeDocument/2006/relationships" xmlns:m="http://schemas.openxmlformats.org/officeDocument/2006/math" xmlns:v="urn:schemas-microsoft-com:vml" xmlns:wp14="http://schemas.microsoft.com/office/word/2010/wordprocessingDrawing" xmlns:wp="http://schemas.openxmlformats.org/drawingml/2006/wordprocessingDrawing" xmlns:w10="urn:schemas-microsoft-com:office:word" xmlns:w="http://schemas.openxmlformats.org/wordprocessingml/2006/main" xmlns:w14="http://schemas.microsoft.com/office/word/2010/wordml" xmlns:w15="http://schemas.microsoft.com/office/word/2012/wordml" xmlns:w16cex="http://schemas.microsoft.com/office/word/2018/wordml/cex" xmlns:w16cid="http://schemas.microsoft.com/office/word/2016/wordml/cid" xmlns:w16="http://schemas.microsoft.com/office/word/2018/wordml" xmlns:w16du="http://schemas.microsoft.com/office/word/2023/wordml/word16du" xmlns:w16sdtdh="http://schemas.microsoft.com/office/word/2020/wordml/sdtdatahash" xmlns:w16sdtfl="http://schemas.microsoft.com/office/word/2024/wordml/sdtformatlock" xmlns:w16se="http://schemas.microsoft.com/office/word/2015/wordml/symex" xmlns:wpg="http://schemas.microsoft.com/office/word/2010/wordprocessingGroup" xmlns:wpi="http://schemas.microsoft.com/office/word/2010/wordprocessingInk" xmlns:wne="http://schemas.microsoft.com/office/word/2006/wordml" xmlns:wps="http://schemas.microsoft.com/office/word/2010/wordprocessingShape" mc:Ignorable="w14 w15 w16se w16cid w16 w16cex w16sdtdh w16sdtfl w16du wp14">
-  <w:p>
-    <w:pPr>
-      <w:pStyle w:val="Fuzeile"/>
+<file path=word/numbering.xml><?xml version="1.0" encoding="utf-8"?>
+<w:numbering xmlns:wpc="http://schemas.microsoft.com/office/word/2010/wordprocessingCanvas" xmlns:cx="http://schemas.microsoft.com/office/drawing/2014/chartex" xmlns:cx1="http://schemas.microsoft.com/office/drawing/2015/9/8/chartex" xmlns:cx2="http://schemas.microsoft.com/office/drawing/2015/10/21/chartex" xmlns:cx3="http://schemas.microsoft.com/office/drawing/2016/5/9/chartex" xmlns:cx4="http://schemas.microsoft.com/office/drawing/2016/5/10/chartex" xmlns:cx5="http://schemas.microsoft.com/office/drawing/2016/5/11/chartex" xmlns:cx6="http://schemas.microsoft.com/office/drawing/2016/5/12/chartex" xmlns:cx7="http://schemas.microsoft.com/office/drawing/2016/5/13/chartex" xmlns:cx8="http://schemas.microsoft.com/office/drawing/2016/5/14/chartex" xmlns:mc="http://schemas.openxmlformats.org/markup-compatibility/2006" xmlns:aink="http://schemas.microsoft.com/office/drawing/2016/ink" xmlns:am3d="http://schemas.microsoft.com/office/drawing/2017/model3d" xmlns:o="urn:schemas-microsoft-com:office:office" xmlns:oel="http://schemas.microsoft.com/office/2019/extlst" xmlns:r="http://schemas.openxmlformats.org/officeDocument/2006/relationships" xmlns:m="http://schemas.openxmlformats.org/officeDocument/2006/math" xmlns:v="urn:schemas-microsoft-com:vml" xmlns:wp14="http://schemas.microsoft.com/office/word/2010/wordprocessingDrawing" xmlns:wp="http://schemas.openxmlformats.org/drawingml/2006/wordprocessingDrawing" xmlns:w10="urn:schemas-microsoft-com:office:word" xmlns:w="http://schemas.openxmlformats.org/wordprocessingml/2006/main" xmlns:w14="http://schemas.microsoft.com/office/word/2010/wordml" xmlns:w15="http://schemas.microsoft.com/office/word/2012/wordml" xmlns:w16cex="http://schemas.microsoft.com/office/word/2018/wordml/cex" xmlns:w16cid="http://schemas.microsoft.com/office/word/2016/wordml/cid" xmlns:w16="http://schemas.microsoft.com/office/word/2018/wordml" xmlns:w16du="http://schemas.microsoft.com/office/word/2023/wordml/word16du" xmlns:w16sdtdh="http://schemas.microsoft.com/office/word/2020/wordml/sdtdatahash" xmlns:w16sdtfl="http://schemas.microsoft.com/office/word/2024/wordml/sdtformatlock" xmlns:w16se="http://schemas.microsoft.com/office/word/2015/wordml/symex" xmlns:wpg="http://schemas.microsoft.com/office/word/2010/wordprocessingGroup" xmlns:wpi="http://schemas.microsoft.com/office/word/2010/wordprocessingInk" xmlns:wne="http://schemas.microsoft.com/office/word/2006/wordml" xmlns:wps="http://schemas.microsoft.com/office/word/2010/wordprocessingShape" mc:Ignorable="w14 w15 w16se w16cid w16 w16cex w16sdtdh w16sdtfl w16du wp14">
+  <w:abstractNum w:abstractNumId="0" w15:restartNumberingAfterBreak="0">
+    <w:nsid w:val="35E84F73"/>
+    <w:multiLevelType w:val="hybridMultilevel"/>
+    <w:tmpl w:val="59E4E56A"/>
+    <w:lvl w:ilvl="0" w:tplc="0807000F">
+      <w:start w:val="1"/>
+      <w:numFmt w:val="decimal"/>
+      <w:lvlText w:val="%1."/>
+      <w:lvlJc w:val="left"/>
+      <w:pPr>
+        <w:ind w:left="720" w:hanging="360"/>
+      </w:pPr>
       <w:rPr>
-        <w:szCs w:val="16"/>
-        <w:lang w:val="en-US"/>
+        <w:rFonts w:hint="default"/>
       </w:rPr>
-    </w:pPr>
-    <w:r>
-      <w:rPr>
-        <w:szCs w:val="16"/>
-        <w:lang w:val="en-US"/>
-      </w:rPr>
-      <w:t>ETH Zürich</w:t>
-    </w:r>
-    <w:r>
-      <w:rPr>
-        <w:szCs w:val="16"/>
-        <w:lang w:val="en-US"/>
-      </w:rPr>
-      <w:tab/>
-    </w:r>
-    <w:r>
-      <w:rPr>
-        <w:szCs w:val="16"/>
-        <w:lang w:val="en-US"/>
-      </w:rPr>
-      <w:tab/>
-      <w:t>Bias Arcade</w:t>
-    </w:r>
-    <w:r>
-      <w:rPr>
-        <w:szCs w:val="16"/>
-        <w:lang w:val="en-US"/>
-      </w:rPr>
-      <w:br/>
-      <w:t>Design in Educati</w:t>
-    </w:r>
-    <w:r>
-      <w:rPr>
-        <w:szCs w:val="16"/>
-        <w:lang w:val="en-US"/>
-      </w:rPr>
-      <w:t>onal Technology 2026</w:t>
-    </w:r>
-    <w:r>
-      <w:rPr>
-        <w:szCs w:val="16"/>
-        <w:lang w:val="en-US"/>
-      </w:rPr>
-      <w:tab/>
-    </w:r>
-    <w:r>
-      <w:rPr>
-        <w:szCs w:val="16"/>
-        <w:lang w:val="en-US"/>
-      </w:rPr>
-      <w:tab/>
-    </w:r>
-  </w:p>
-  <w:p>
-    <w:pPr>
-      <w:pStyle w:val="Fuzeile"/>
-    </w:pPr>
-  </w:p>
-</w:ftr>
-</file>
-
-<file path=word/footnotes.xml><?xml version="1.0" encoding="utf-8"?>
-<w:footnotes xmlns:wpc="http://schemas.microsoft.com/office/word/2010/wordprocessingCanvas" xmlns:cx="http://schemas.microsoft.com/office/drawing/2014/chartex" xmlns:cx1="http://schemas.microsoft.com/office/drawing/2015/9/8/chartex" xmlns:cx2="http://schemas.microsoft.com/office/drawing/2015/10/21/chartex" xmlns:cx3="http://schemas.microsoft.com/office/drawing/2016/5/9/chartex" xmlns:cx4="http://schemas.microsoft.com/office/drawing/2016/5/10/chartex" xmlns:cx5="http://schemas.microsoft.com/office/drawing/2016/5/11/chartex" xmlns:cx6="http://schemas.microsoft.com/office/drawing/2016/5/12/chartex" xmlns:cx7="http://schemas.microsoft.com/office/drawing/2016/5/13/chartex" xmlns:cx8="http://schemas.microsoft.com/office/drawing/2016/5/14/chartex" xmlns:mc="http://schemas.openxmlformats.org/markup-compatibility/2006" xmlns:aink="http://schemas.microsoft.com/office/drawing/2016/ink" xmlns:am3d="http://schemas.microsoft.com/office/drawing/2017/model3d" xmlns:o="urn:schemas-microsoft-com:office:office" xmlns:oel="http://schemas.microsoft.com/office/2019/extlst" xmlns:r="http://schemas.openxmlformats.org/officeDocument/2006/relationships" xmlns:m="http://schemas.openxmlformats.org/officeDocument/2006/math" xmlns:v="urn:schemas-microsoft-com:vml" xmlns:wp14="http://schemas.microsoft.com/office/word/2010/wordprocessingDrawing" xmlns:wp="http://schemas.openxmlformats.org/drawingml/2006/wordprocessingDrawing" xmlns:w10="urn:schemas-microsoft-com:office:word" xmlns:w="http://schemas.openxmlformats.org/wordprocessingml/2006/main" xmlns:w14="http://schemas.microsoft.com/office/word/2010/wordml" xmlns:w15="http://schemas.microsoft.com/office/word/2012/wordml" xmlns:w16cex="http://schemas.microsoft.com/office/word/2018/wordml/cex" xmlns:w16cid="http://schemas.microsoft.com/office/word/2016/wordml/cid" xmlns:w16="http://schemas.microsoft.com/office/word/2018/wordml" xmlns:w16du="http://schemas.microsoft.com/office/word/2023/wordml/word16du" xmlns:w16sdtdh="http://schemas.microsoft.com/office/word/2020/wordml/sdtdatahash" xmlns:w16sdtfl="http://schemas.microsoft.com/office/word/2024/wordml/sdtformatlock" xmlns:w16se="http://schemas.microsoft.com/office/word/2015/wordml/symex" xmlns:wpg="http://schemas.microsoft.com/office/word/2010/wordprocessingGroup" xmlns:wpi="http://schemas.microsoft.com/office/word/2010/wordprocessingInk" xmlns:wne="http://schemas.microsoft.com/office/word/2006/wordml" xmlns:wps="http://schemas.microsoft.com/office/word/2010/wordprocessingShape" mc:Ignorable="w14 w15 w16se w16cid w16 w16cex w16sdtdh w16sdtfl w16du wp14">
-  <w:footnote w:type="separator" w:id="-1">
-    <w:p>
-      <w:pPr>
-        <w:spacing w:after="0" w:line="240" w:lineRule="auto"/>
-      </w:pPr>
-      <w:r>
-        <w:separator/>
-      </w:r>
-    </w:p>
-  </w:footnote>
-  <w:footnote w:type="continuationSeparator" w:id="0">
-    <w:p>
-      <w:pPr>
-        <w:spacing w:after="0" w:line="240" w:lineRule="auto"/>
-      </w:pPr>
-      <w:r>
-        <w:continuationSeparator/>
-      </w:r>
-    </w:p>
-  </w:footnote>
-</w:footnotes>
+    </w:lvl>
+    <w:lvl w:ilvl="1" w:tplc="08070019" w:tentative="1">
+      <w:start w:val="1"/>
+      <w:numFmt w:val="lowerLetter"/>
+      <w:lvlText w:val="%2."/>
+      <w:lvlJc w:val="left"/>
+      <w:pPr>
+        <w:ind w:left="1440" w:hanging="360"/>
+      </w:pPr>
+    </w:lvl>
+    <w:lvl w:ilvl="2" w:tplc="0807001B" w:tentative="1">
+      <w:start w:val="1"/>
+      <w:numFmt w:val="lowerRoman"/>
+      <w:lvlText w:val="%3."/>
+      <w:lvlJc w:val="right"/>
+      <w:pPr>
+        <w:ind w:left="2160" w:hanging="180"/>
+      </w:pPr>
+    </w:lvl>
+    <w:lvl w:ilvl="3" w:tplc="0807000F" w:tentative="1">
+      <w:start w:val="1"/>
+      <w:numFmt w:val="decimal"/>
+      <w:lvlText w:val="%4."/>
+      <w:lvlJc w:val="left"/>
+      <w:pPr>
+        <w:ind w:left="2880" w:hanging="360"/>
+      </w:pPr>
+    </w:lvl>
+    <w:lvl w:ilvl="4" w:tplc="08070019" w:tentative="1">
+      <w:start w:val="1"/>
+      <w:numFmt w:val="lowerLetter"/>
+      <w:lvlText w:val="%5."/>
+      <w:lvlJc w:val="left"/>
+      <w:pPr>
+        <w:ind w:left="3600" w:hanging="360"/>
+      </w:pPr>
+    </w:lvl>
+    <w:lvl w:ilvl="5" w:tplc="0807001B" w:tentative="1">
+      <w:start w:val="1"/>
+      <w:numFmt w:val="lowerRoman"/>
+      <w:lvlText w:val="%6."/>
+      <w:lvlJc w:val="right"/>
+      <w:pPr>
+        <w:ind w:left="4320" w:hanging="180"/>
+      </w:pPr>
+    </w:lvl>
+    <w:lvl w:ilvl="6" w:tplc="0807000F" w:tentative="1">
+      <w:start w:val="1"/>
+      <w:numFmt w:val="decimal"/>
+      <w:lvlText w:val="%7."/>
+      <w:lvlJc w:val="left"/>
+      <w:pPr>
+        <w:ind w:left="5040" w:hanging="360"/>
+      </w:pPr>
+    </w:lvl>
+    <w:lvl w:ilvl="7" w:tplc="08070019" w:tentative="1">
+      <w:start w:val="1"/>
+      <w:numFmt w:val="lowerLetter"/>
+      <w:lvlText w:val="%8."/>
+      <w:lvlJc w:val="left"/>
+      <w:pPr>
+        <w:ind w:left="5760" w:hanging="360"/>
+      </w:pPr>
+    </w:lvl>
+    <w:lvl w:ilvl="8" w:tplc="0807001B" w:tentative="1">
+      <w:start w:val="1"/>
+      <w:numFmt w:val="lowerRoman"/>
+      <w:lvlText w:val="%9."/>
+      <w:lvlJc w:val="right"/>
+      <w:pPr>
+        <w:ind w:left="6480" w:hanging="180"/>
+      </w:pPr>
+    </w:lvl>
+  </w:abstractNum>
+  <w:num w:numId="1" w16cid:durableId="760179082">
+    <w:abstractNumId w:val="0"/>
+  </w:num>
+</w:numbering>
 </file>
 
 <file path=word/styles.xml><?xml version="1.0" encoding="utf-8"?>
@@ -542,15 +3618,15 @@
       <w:rPr>
         <w:rFonts w:asciiTheme="minorHAnsi" w:eastAsiaTheme="minorHAnsi" w:hAnsiTheme="minorHAnsi" w:cstheme="minorBidi"/>
         <w:kern w:val="2"/>
-        <w:sz w:val="24"/>
-        <w:szCs w:val="24"/>
-        <w:lang w:val="en-CH" w:eastAsia="en-US" w:bidi="ar-SA"/>
+        <w:sz w:val="22"/>
+        <w:szCs w:val="22"/>
+        <w:lang w:val="de-CH" w:eastAsia="en-US" w:bidi="ar-SA"/>
         <w14:ligatures w14:val="standardContextual"/>
       </w:rPr>
     </w:rPrDefault>
     <w:pPrDefault>
       <w:pPr>
-        <w:spacing w:after="160" w:line="278" w:lineRule="auto"/>
+        <w:spacing w:after="160" w:line="259" w:lineRule="auto"/>
       </w:pPr>
     </w:pPrDefault>
   </w:docDefaults>
@@ -932,18 +4008,18 @@
     <w:lsdException w:name="Unresolved Mention" w:semiHidden="1" w:unhideWhenUsed="1"/>
     <w:lsdException w:name="Smart Link" w:semiHidden="1" w:unhideWhenUsed="1"/>
   </w:latentStyles>
-  <w:style w:type="paragraph" w:default="1" w:styleId="Standard">
+  <w:style w:type="paragraph" w:default="1" w:styleId="Normal">
     <w:name w:val="Normal"/>
     <w:qFormat/>
   </w:style>
-  <w:style w:type="paragraph" w:styleId="berschrift1">
+  <w:style w:type="paragraph" w:styleId="Heading1">
     <w:name w:val="heading 1"/>
-    <w:basedOn w:val="Standard"/>
-    <w:next w:val="Standard"/>
-    <w:link w:val="berschrift1Zchn"/>
+    <w:basedOn w:val="Normal"/>
+    <w:next w:val="Normal"/>
+    <w:link w:val="Heading1Char"/>
     <w:uiPriority w:val="9"/>
     <w:qFormat/>
-    <w:rsid w:val="007E582C"/>
+    <w:rsid w:val="00E4461B"/>
     <w:pPr>
       <w:keepNext/>
       <w:keepLines/>
@@ -957,16 +4033,16 @@
       <w:szCs w:val="40"/>
     </w:rPr>
   </w:style>
-  <w:style w:type="paragraph" w:styleId="berschrift2">
+  <w:style w:type="paragraph" w:styleId="Heading2">
     <w:name w:val="heading 2"/>
-    <w:basedOn w:val="Standard"/>
-    <w:next w:val="Standard"/>
-    <w:link w:val="berschrift2Zchn"/>
+    <w:basedOn w:val="Normal"/>
+    <w:next w:val="Normal"/>
+    <w:link w:val="Heading2Char"/>
     <w:uiPriority w:val="9"/>
     <w:semiHidden/>
     <w:unhideWhenUsed/>
     <w:qFormat/>
-    <w:rsid w:val="007E582C"/>
+    <w:rsid w:val="00E4461B"/>
     <w:pPr>
       <w:keepNext/>
       <w:keepLines/>
@@ -980,16 +4056,16 @@
       <w:szCs w:val="32"/>
     </w:rPr>
   </w:style>
-  <w:style w:type="paragraph" w:styleId="berschrift3">
+  <w:style w:type="paragraph" w:styleId="Heading3">
     <w:name w:val="heading 3"/>
-    <w:basedOn w:val="Standard"/>
-    <w:next w:val="Standard"/>
-    <w:link w:val="berschrift3Zchn"/>
+    <w:basedOn w:val="Normal"/>
+    <w:next w:val="Normal"/>
+    <w:link w:val="Heading3Char"/>
     <w:uiPriority w:val="9"/>
     <w:semiHidden/>
     <w:unhideWhenUsed/>
     <w:qFormat/>
-    <w:rsid w:val="007E582C"/>
+    <w:rsid w:val="00E4461B"/>
     <w:pPr>
       <w:keepNext/>
       <w:keepLines/>
@@ -1003,16 +4079,16 @@
       <w:szCs w:val="28"/>
     </w:rPr>
   </w:style>
-  <w:style w:type="paragraph" w:styleId="berschrift4">
+  <w:style w:type="paragraph" w:styleId="Heading4">
     <w:name w:val="heading 4"/>
-    <w:basedOn w:val="Standard"/>
-    <w:next w:val="Standard"/>
-    <w:link w:val="berschrift4Zchn"/>
+    <w:basedOn w:val="Normal"/>
+    <w:next w:val="Normal"/>
+    <w:link w:val="Heading4Char"/>
     <w:uiPriority w:val="9"/>
     <w:semiHidden/>
     <w:unhideWhenUsed/>
     <w:qFormat/>
-    <w:rsid w:val="007E582C"/>
+    <w:rsid w:val="00E4461B"/>
     <w:pPr>
       <w:keepNext/>
       <w:keepLines/>
@@ -1026,16 +4102,16 @@
       <w:color w:val="0F4761" w:themeColor="accent1" w:themeShade="BF"/>
     </w:rPr>
   </w:style>
-  <w:style w:type="paragraph" w:styleId="berschrift5">
+  <w:style w:type="paragraph" w:styleId="Heading5">
     <w:name w:val="heading 5"/>
-    <w:basedOn w:val="Standard"/>
-    <w:next w:val="Standard"/>
-    <w:link w:val="berschrift5Zchn"/>
+    <w:basedOn w:val="Normal"/>
+    <w:next w:val="Normal"/>
+    <w:link w:val="Heading5Char"/>
     <w:uiPriority w:val="9"/>
     <w:semiHidden/>
     <w:unhideWhenUsed/>
     <w:qFormat/>
-    <w:rsid w:val="007E582C"/>
+    <w:rsid w:val="00E4461B"/>
     <w:pPr>
       <w:keepNext/>
       <w:keepLines/>
@@ -1047,16 +4123,16 @@
       <w:color w:val="0F4761" w:themeColor="accent1" w:themeShade="BF"/>
     </w:rPr>
   </w:style>
-  <w:style w:type="paragraph" w:styleId="berschrift6">
+  <w:style w:type="paragraph" w:styleId="Heading6">
     <w:name w:val="heading 6"/>
-    <w:basedOn w:val="Standard"/>
-    <w:next w:val="Standard"/>
-    <w:link w:val="berschrift6Zchn"/>
+    <w:basedOn w:val="Normal"/>
+    <w:next w:val="Normal"/>
+    <w:link w:val="Heading6Char"/>
     <w:uiPriority w:val="9"/>
     <w:semiHidden/>
     <w:unhideWhenUsed/>
     <w:qFormat/>
-    <w:rsid w:val="007E582C"/>
+    <w:rsid w:val="00E4461B"/>
     <w:pPr>
       <w:keepNext/>
       <w:keepLines/>
@@ -1070,16 +4146,16 @@
       <w:color w:val="595959" w:themeColor="text1" w:themeTint="A6"/>
     </w:rPr>
   </w:style>
-  <w:style w:type="paragraph" w:styleId="berschrift7">
+  <w:style w:type="paragraph" w:styleId="Heading7">
     <w:name w:val="heading 7"/>
-    <w:basedOn w:val="Standard"/>
-    <w:next w:val="Standard"/>
-    <w:link w:val="berschrift7Zchn"/>
+    <w:basedOn w:val="Normal"/>
+    <w:next w:val="Normal"/>
+    <w:link w:val="Heading7Char"/>
     <w:uiPriority w:val="9"/>
     <w:semiHidden/>
     <w:unhideWhenUsed/>
     <w:qFormat/>
-    <w:rsid w:val="007E582C"/>
+    <w:rsid w:val="00E4461B"/>
     <w:pPr>
       <w:keepNext/>
       <w:keepLines/>
@@ -1091,16 +4167,16 @@
       <w:color w:val="595959" w:themeColor="text1" w:themeTint="A6"/>
     </w:rPr>
   </w:style>
-  <w:style w:type="paragraph" w:styleId="berschrift8">
+  <w:style w:type="paragraph" w:styleId="Heading8">
     <w:name w:val="heading 8"/>
-    <w:basedOn w:val="Standard"/>
-    <w:next w:val="Standard"/>
-    <w:link w:val="berschrift8Zchn"/>
+    <w:basedOn w:val="Normal"/>
+    <w:next w:val="Normal"/>
+    <w:link w:val="Heading8Char"/>
     <w:uiPriority w:val="9"/>
     <w:semiHidden/>
     <w:unhideWhenUsed/>
     <w:qFormat/>
-    <w:rsid w:val="007E582C"/>
+    <w:rsid w:val="00E4461B"/>
     <w:pPr>
       <w:keepNext/>
       <w:keepLines/>
@@ -1114,16 +4190,16 @@
       <w:color w:val="272727" w:themeColor="text1" w:themeTint="D8"/>
     </w:rPr>
   </w:style>
-  <w:style w:type="paragraph" w:styleId="berschrift9">
+  <w:style w:type="paragraph" w:styleId="Heading9">
     <w:name w:val="heading 9"/>
-    <w:basedOn w:val="Standard"/>
-    <w:next w:val="Standard"/>
-    <w:link w:val="berschrift9Zchn"/>
+    <w:basedOn w:val="Normal"/>
+    <w:next w:val="Normal"/>
+    <w:link w:val="Heading9Char"/>
     <w:uiPriority w:val="9"/>
     <w:semiHidden/>
     <w:unhideWhenUsed/>
     <w:qFormat/>
-    <w:rsid w:val="007E582C"/>
+    <w:rsid w:val="00E4461B"/>
     <w:pPr>
       <w:keepNext/>
       <w:keepLines/>
@@ -1135,13 +4211,13 @@
       <w:color w:val="272727" w:themeColor="text1" w:themeTint="D8"/>
     </w:rPr>
   </w:style>
-  <w:style w:type="character" w:default="1" w:styleId="Absatz-Standardschriftart">
+  <w:style w:type="character" w:default="1" w:styleId="DefaultParagraphFont">
     <w:name w:val="Default Paragraph Font"/>
     <w:uiPriority w:val="1"/>
     <w:semiHidden/>
     <w:unhideWhenUsed/>
   </w:style>
-  <w:style w:type="table" w:default="1" w:styleId="NormaleTabelle">
+  <w:style w:type="table" w:default="1" w:styleId="TableNormal">
     <w:name w:val="Normal Table"/>
     <w:uiPriority w:val="99"/>
     <w:semiHidden/>
@@ -1156,18 +4232,18 @@
       </w:tblCellMar>
     </w:tblPr>
   </w:style>
-  <w:style w:type="numbering" w:default="1" w:styleId="KeineListe">
+  <w:style w:type="numbering" w:default="1" w:styleId="NoList">
     <w:name w:val="No List"/>
     <w:uiPriority w:val="99"/>
     <w:semiHidden/>
     <w:unhideWhenUsed/>
   </w:style>
-  <w:style w:type="character" w:customStyle="1" w:styleId="berschrift1Zchn">
-    <w:name w:val="Überschrift 1 Zchn"/>
-    <w:basedOn w:val="Absatz-Standardschriftart"/>
-    <w:link w:val="berschrift1"/>
+  <w:style w:type="character" w:customStyle="1" w:styleId="Heading1Char">
+    <w:name w:val="Heading 1 Char"/>
+    <w:basedOn w:val="DefaultParagraphFont"/>
+    <w:link w:val="Heading1"/>
     <w:uiPriority w:val="9"/>
-    <w:rsid w:val="007E582C"/>
+    <w:rsid w:val="00E4461B"/>
     <w:rPr>
       <w:rFonts w:asciiTheme="majorHAnsi" w:eastAsiaTheme="majorEastAsia" w:hAnsiTheme="majorHAnsi" w:cstheme="majorBidi"/>
       <w:color w:val="0F4761" w:themeColor="accent1" w:themeShade="BF"/>
@@ -1175,13 +4251,13 @@
       <w:szCs w:val="40"/>
     </w:rPr>
   </w:style>
-  <w:style w:type="character" w:customStyle="1" w:styleId="berschrift2Zchn">
-    <w:name w:val="Überschrift 2 Zchn"/>
-    <w:basedOn w:val="Absatz-Standardschriftart"/>
-    <w:link w:val="berschrift2"/>
+  <w:style w:type="character" w:customStyle="1" w:styleId="Heading2Char">
+    <w:name w:val="Heading 2 Char"/>
+    <w:basedOn w:val="DefaultParagraphFont"/>
+    <w:link w:val="Heading2"/>
     <w:uiPriority w:val="9"/>
     <w:semiHidden/>
-    <w:rsid w:val="007E582C"/>
+    <w:rsid w:val="00E4461B"/>
     <w:rPr>
       <w:rFonts w:asciiTheme="majorHAnsi" w:eastAsiaTheme="majorEastAsia" w:hAnsiTheme="majorHAnsi" w:cstheme="majorBidi"/>
       <w:color w:val="0F4761" w:themeColor="accent1" w:themeShade="BF"/>
@@ -1189,13 +4265,13 @@
       <w:szCs w:val="32"/>
     </w:rPr>
   </w:style>
-  <w:style w:type="character" w:customStyle="1" w:styleId="berschrift3Zchn">
-    <w:name w:val="Überschrift 3 Zchn"/>
-    <w:basedOn w:val="Absatz-Standardschriftart"/>
-    <w:link w:val="berschrift3"/>
+  <w:style w:type="character" w:customStyle="1" w:styleId="Heading3Char">
+    <w:name w:val="Heading 3 Char"/>
+    <w:basedOn w:val="DefaultParagraphFont"/>
+    <w:link w:val="Heading3"/>
     <w:uiPriority w:val="9"/>
     <w:semiHidden/>
-    <w:rsid w:val="007E582C"/>
+    <w:rsid w:val="00E4461B"/>
     <w:rPr>
       <w:rFonts w:eastAsiaTheme="majorEastAsia" w:cstheme="majorBidi"/>
       <w:color w:val="0F4761" w:themeColor="accent1" w:themeShade="BF"/>
@@ -1203,13 +4279,13 @@
       <w:szCs w:val="28"/>
     </w:rPr>
   </w:style>
-  <w:style w:type="character" w:customStyle="1" w:styleId="berschrift4Zchn">
-    <w:name w:val="Überschrift 4 Zchn"/>
-    <w:basedOn w:val="Absatz-Standardschriftart"/>
-    <w:link w:val="berschrift4"/>
+  <w:style w:type="character" w:customStyle="1" w:styleId="Heading4Char">
+    <w:name w:val="Heading 4 Char"/>
+    <w:basedOn w:val="DefaultParagraphFont"/>
+    <w:link w:val="Heading4"/>
     <w:uiPriority w:val="9"/>
     <w:semiHidden/>
-    <w:rsid w:val="007E582C"/>
+    <w:rsid w:val="00E4461B"/>
     <w:rPr>
       <w:rFonts w:eastAsiaTheme="majorEastAsia" w:cstheme="majorBidi"/>
       <w:i/>
@@ -1217,25 +4293,25 @@
       <w:color w:val="0F4761" w:themeColor="accent1" w:themeShade="BF"/>
     </w:rPr>
   </w:style>
-  <w:style w:type="character" w:customStyle="1" w:styleId="berschrift5Zchn">
-    <w:name w:val="Überschrift 5 Zchn"/>
-    <w:basedOn w:val="Absatz-Standardschriftart"/>
-    <w:link w:val="berschrift5"/>
+  <w:style w:type="character" w:customStyle="1" w:styleId="Heading5Char">
+    <w:name w:val="Heading 5 Char"/>
+    <w:basedOn w:val="DefaultParagraphFont"/>
+    <w:link w:val="Heading5"/>
     <w:uiPriority w:val="9"/>
     <w:semiHidden/>
-    <w:rsid w:val="007E582C"/>
+    <w:rsid w:val="00E4461B"/>
     <w:rPr>
       <w:rFonts w:eastAsiaTheme="majorEastAsia" w:cstheme="majorBidi"/>
       <w:color w:val="0F4761" w:themeColor="accent1" w:themeShade="BF"/>
     </w:rPr>
   </w:style>
-  <w:style w:type="character" w:customStyle="1" w:styleId="berschrift6Zchn">
-    <w:name w:val="Überschrift 6 Zchn"/>
-    <w:basedOn w:val="Absatz-Standardschriftart"/>
-    <w:link w:val="berschrift6"/>
+  <w:style w:type="character" w:customStyle="1" w:styleId="Heading6Char">
+    <w:name w:val="Heading 6 Char"/>
+    <w:basedOn w:val="DefaultParagraphFont"/>
+    <w:link w:val="Heading6"/>
     <w:uiPriority w:val="9"/>
     <w:semiHidden/>
-    <w:rsid w:val="007E582C"/>
+    <w:rsid w:val="00E4461B"/>
     <w:rPr>
       <w:rFonts w:eastAsiaTheme="majorEastAsia" w:cstheme="majorBidi"/>
       <w:i/>
@@ -1243,25 +4319,25 @@
       <w:color w:val="595959" w:themeColor="text1" w:themeTint="A6"/>
     </w:rPr>
   </w:style>
-  <w:style w:type="character" w:customStyle="1" w:styleId="berschrift7Zchn">
-    <w:name w:val="Überschrift 7 Zchn"/>
-    <w:basedOn w:val="Absatz-Standardschriftart"/>
-    <w:link w:val="berschrift7"/>
+  <w:style w:type="character" w:customStyle="1" w:styleId="Heading7Char">
+    <w:name w:val="Heading 7 Char"/>
+    <w:basedOn w:val="DefaultParagraphFont"/>
+    <w:link w:val="Heading7"/>
     <w:uiPriority w:val="9"/>
     <w:semiHidden/>
-    <w:rsid w:val="007E582C"/>
+    <w:rsid w:val="00E4461B"/>
     <w:rPr>
       <w:rFonts w:eastAsiaTheme="majorEastAsia" w:cstheme="majorBidi"/>
       <w:color w:val="595959" w:themeColor="text1" w:themeTint="A6"/>
     </w:rPr>
   </w:style>
-  <w:style w:type="character" w:customStyle="1" w:styleId="berschrift8Zchn">
-    <w:name w:val="Überschrift 8 Zchn"/>
-    <w:basedOn w:val="Absatz-Standardschriftart"/>
-    <w:link w:val="berschrift8"/>
+  <w:style w:type="character" w:customStyle="1" w:styleId="Heading8Char">
+    <w:name w:val="Heading 8 Char"/>
+    <w:basedOn w:val="DefaultParagraphFont"/>
+    <w:link w:val="Heading8"/>
     <w:uiPriority w:val="9"/>
     <w:semiHidden/>
-    <w:rsid w:val="007E582C"/>
+    <w:rsid w:val="00E4461B"/>
     <w:rPr>
       <w:rFonts w:eastAsiaTheme="majorEastAsia" w:cstheme="majorBidi"/>
       <w:i/>
@@ -1269,26 +4345,26 @@
       <w:color w:val="272727" w:themeColor="text1" w:themeTint="D8"/>
     </w:rPr>
   </w:style>
-  <w:style w:type="character" w:customStyle="1" w:styleId="berschrift9Zchn">
-    <w:name w:val="Überschrift 9 Zchn"/>
-    <w:basedOn w:val="Absatz-Standardschriftart"/>
-    <w:link w:val="berschrift9"/>
+  <w:style w:type="character" w:customStyle="1" w:styleId="Heading9Char">
+    <w:name w:val="Heading 9 Char"/>
+    <w:basedOn w:val="DefaultParagraphFont"/>
+    <w:link w:val="Heading9"/>
     <w:uiPriority w:val="9"/>
     <w:semiHidden/>
-    <w:rsid w:val="007E582C"/>
+    <w:rsid w:val="00E4461B"/>
     <w:rPr>
       <w:rFonts w:eastAsiaTheme="majorEastAsia" w:cstheme="majorBidi"/>
       <w:color w:val="272727" w:themeColor="text1" w:themeTint="D8"/>
     </w:rPr>
   </w:style>
-  <w:style w:type="paragraph" w:styleId="Titel">
+  <w:style w:type="paragraph" w:styleId="Title">
     <w:name w:val="Title"/>
-    <w:basedOn w:val="Standard"/>
-    <w:next w:val="Standard"/>
-    <w:link w:val="TitelZchn"/>
+    <w:basedOn w:val="Normal"/>
+    <w:next w:val="Normal"/>
+    <w:link w:val="TitleChar"/>
     <w:uiPriority w:val="10"/>
     <w:qFormat/>
-    <w:rsid w:val="007E582C"/>
+    <w:rsid w:val="00E4461B"/>
     <w:pPr>
       <w:spacing w:after="80" w:line="240" w:lineRule="auto"/>
       <w:contextualSpacing/>
@@ -1301,12 +4377,12 @@
       <w:szCs w:val="56"/>
     </w:rPr>
   </w:style>
-  <w:style w:type="character" w:customStyle="1" w:styleId="TitelZchn">
-    <w:name w:val="Titel Zchn"/>
-    <w:basedOn w:val="Absatz-Standardschriftart"/>
-    <w:link w:val="Titel"/>
+  <w:style w:type="character" w:customStyle="1" w:styleId="TitleChar">
+    <w:name w:val="Title Char"/>
+    <w:basedOn w:val="DefaultParagraphFont"/>
+    <w:link w:val="Title"/>
     <w:uiPriority w:val="10"/>
-    <w:rsid w:val="007E582C"/>
+    <w:rsid w:val="00E4461B"/>
     <w:rPr>
       <w:rFonts w:asciiTheme="majorHAnsi" w:eastAsiaTheme="majorEastAsia" w:hAnsiTheme="majorHAnsi" w:cstheme="majorBidi"/>
       <w:spacing w:val="-10"/>
@@ -1315,14 +4391,14 @@
       <w:szCs w:val="56"/>
     </w:rPr>
   </w:style>
-  <w:style w:type="paragraph" w:styleId="Untertitel">
+  <w:style w:type="paragraph" w:styleId="Subtitle">
     <w:name w:val="Subtitle"/>
-    <w:basedOn w:val="Standard"/>
-    <w:next w:val="Standard"/>
-    <w:link w:val="UntertitelZchn"/>
+    <w:basedOn w:val="Normal"/>
+    <w:next w:val="Normal"/>
+    <w:link w:val="SubtitleChar"/>
     <w:uiPriority w:val="11"/>
     <w:qFormat/>
-    <w:rsid w:val="007E582C"/>
+    <w:rsid w:val="00E4461B"/>
     <w:pPr>
       <w:numPr>
         <w:ilvl w:val="1"/>
@@ -1336,12 +4412,12 @@
       <w:szCs w:val="28"/>
     </w:rPr>
   </w:style>
-  <w:style w:type="character" w:customStyle="1" w:styleId="UntertitelZchn">
-    <w:name w:val="Untertitel Zchn"/>
-    <w:basedOn w:val="Absatz-Standardschriftart"/>
-    <w:link w:val="Untertitel"/>
+  <w:style w:type="character" w:customStyle="1" w:styleId="SubtitleChar">
+    <w:name w:val="Subtitle Char"/>
+    <w:basedOn w:val="DefaultParagraphFont"/>
+    <w:link w:val="Subtitle"/>
     <w:uiPriority w:val="11"/>
-    <w:rsid w:val="007E582C"/>
+    <w:rsid w:val="00E4461B"/>
     <w:rPr>
       <w:rFonts w:eastAsiaTheme="majorEastAsia" w:cstheme="majorBidi"/>
       <w:color w:val="595959" w:themeColor="text1" w:themeTint="A6"/>
@@ -1350,14 +4426,14 @@
       <w:szCs w:val="28"/>
     </w:rPr>
   </w:style>
-  <w:style w:type="paragraph" w:styleId="Zitat">
+  <w:style w:type="paragraph" w:styleId="Quote">
     <w:name w:val="Quote"/>
-    <w:basedOn w:val="Standard"/>
-    <w:next w:val="Standard"/>
-    <w:link w:val="ZitatZchn"/>
+    <w:basedOn w:val="Normal"/>
+    <w:next w:val="Normal"/>
+    <w:link w:val="QuoteChar"/>
     <w:uiPriority w:val="29"/>
     <w:qFormat/>
-    <w:rsid w:val="007E582C"/>
+    <w:rsid w:val="00E4461B"/>
     <w:pPr>
       <w:spacing w:before="160"/>
       <w:jc w:val="center"/>
@@ -1368,49 +4444,49 @@
       <w:color w:val="404040" w:themeColor="text1" w:themeTint="BF"/>
     </w:rPr>
   </w:style>
-  <w:style w:type="character" w:customStyle="1" w:styleId="ZitatZchn">
-    <w:name w:val="Zitat Zchn"/>
-    <w:basedOn w:val="Absatz-Standardschriftart"/>
-    <w:link w:val="Zitat"/>
+  <w:style w:type="character" w:customStyle="1" w:styleId="QuoteChar">
+    <w:name w:val="Quote Char"/>
+    <w:basedOn w:val="DefaultParagraphFont"/>
+    <w:link w:val="Quote"/>
     <w:uiPriority w:val="29"/>
-    <w:rsid w:val="007E582C"/>
+    <w:rsid w:val="00E4461B"/>
     <w:rPr>
       <w:i/>
       <w:iCs/>
       <w:color w:val="404040" w:themeColor="text1" w:themeTint="BF"/>
     </w:rPr>
   </w:style>
-  <w:style w:type="paragraph" w:styleId="Listenabsatz">
+  <w:style w:type="paragraph" w:styleId="ListParagraph">
     <w:name w:val="List Paragraph"/>
-    <w:basedOn w:val="Standard"/>
+    <w:basedOn w:val="Normal"/>
     <w:uiPriority w:val="34"/>
     <w:qFormat/>
-    <w:rsid w:val="007E582C"/>
+    <w:rsid w:val="00E4461B"/>
     <w:pPr>
       <w:ind w:left="720"/>
       <w:contextualSpacing/>
     </w:pPr>
   </w:style>
-  <w:style w:type="character" w:styleId="IntensiveHervorhebung">
+  <w:style w:type="character" w:styleId="IntenseEmphasis">
     <w:name w:val="Intense Emphasis"/>
-    <w:basedOn w:val="Absatz-Standardschriftart"/>
+    <w:basedOn w:val="DefaultParagraphFont"/>
     <w:uiPriority w:val="21"/>
     <w:qFormat/>
-    <w:rsid w:val="007E582C"/>
+    <w:rsid w:val="00E4461B"/>
     <w:rPr>
       <w:i/>
       <w:iCs/>
       <w:color w:val="0F4761" w:themeColor="accent1" w:themeShade="BF"/>
     </w:rPr>
   </w:style>
-  <w:style w:type="paragraph" w:styleId="IntensivesZitat">
+  <w:style w:type="paragraph" w:styleId="IntenseQuote">
     <w:name w:val="Intense Quote"/>
-    <w:basedOn w:val="Standard"/>
-    <w:next w:val="Standard"/>
-    <w:link w:val="IntensivesZitatZchn"/>
+    <w:basedOn w:val="Normal"/>
+    <w:next w:val="Normal"/>
+    <w:link w:val="IntenseQuoteChar"/>
     <w:uiPriority w:val="30"/>
     <w:qFormat/>
-    <w:rsid w:val="007E582C"/>
+    <w:rsid w:val="00E4461B"/>
     <w:pPr>
       <w:pBdr>
         <w:top w:val="single" w:sz="4" w:space="10" w:color="0F4761" w:themeColor="accent1" w:themeShade="BF"/>
@@ -1426,24 +4502,24 @@
       <w:color w:val="0F4761" w:themeColor="accent1" w:themeShade="BF"/>
     </w:rPr>
   </w:style>
-  <w:style w:type="character" w:customStyle="1" w:styleId="IntensivesZitatZchn">
-    <w:name w:val="Intensives Zitat Zchn"/>
-    <w:basedOn w:val="Absatz-Standardschriftart"/>
-    <w:link w:val="IntensivesZitat"/>
+  <w:style w:type="character" w:customStyle="1" w:styleId="IntenseQuoteChar">
+    <w:name w:val="Intense Quote Char"/>
+    <w:basedOn w:val="DefaultParagraphFont"/>
+    <w:link w:val="IntenseQuote"/>
     <w:uiPriority w:val="30"/>
-    <w:rsid w:val="007E582C"/>
+    <w:rsid w:val="00E4461B"/>
     <w:rPr>
       <w:i/>
       <w:iCs/>
       <w:color w:val="0F4761" w:themeColor="accent1" w:themeShade="BF"/>
     </w:rPr>
   </w:style>
-  <w:style w:type="character" w:styleId="IntensiverVerweis">
+  <w:style w:type="character" w:styleId="IntenseReference">
     <w:name w:val="Intense Reference"/>
-    <w:basedOn w:val="Absatz-Standardschriftart"/>
+    <w:basedOn w:val="DefaultParagraphFont"/>
     <w:uiPriority w:val="32"/>
     <w:qFormat/>
-    <w:rsid w:val="007E582C"/>
+    <w:rsid w:val="00E4461B"/>
     <w:rPr>
       <w:b/>
       <w:bCs/>
@@ -1451,50 +4527,6 @@
       <w:color w:val="0F4761" w:themeColor="accent1" w:themeShade="BF"/>
       <w:spacing w:val="5"/>
     </w:rPr>
-  </w:style>
-  <w:style w:type="paragraph" w:styleId="Kopfzeile">
-    <w:name w:val="header"/>
-    <w:basedOn w:val="Standard"/>
-    <w:link w:val="KopfzeileZchn"/>
-    <w:uiPriority w:val="99"/>
-    <w:unhideWhenUsed/>
-    <w:rsid w:val="007E582C"/>
-    <w:pPr>
-      <w:tabs>
-        <w:tab w:val="center" w:pos="4513"/>
-        <w:tab w:val="right" w:pos="9026"/>
-      </w:tabs>
-      <w:spacing w:after="0" w:line="240" w:lineRule="auto"/>
-    </w:pPr>
-  </w:style>
-  <w:style w:type="character" w:customStyle="1" w:styleId="KopfzeileZchn">
-    <w:name w:val="Kopfzeile Zchn"/>
-    <w:basedOn w:val="Absatz-Standardschriftart"/>
-    <w:link w:val="Kopfzeile"/>
-    <w:uiPriority w:val="99"/>
-    <w:rsid w:val="007E582C"/>
-  </w:style>
-  <w:style w:type="paragraph" w:styleId="Fuzeile">
-    <w:name w:val="footer"/>
-    <w:basedOn w:val="Standard"/>
-    <w:link w:val="FuzeileZchn"/>
-    <w:uiPriority w:val="99"/>
-    <w:unhideWhenUsed/>
-    <w:rsid w:val="007E582C"/>
-    <w:pPr>
-      <w:tabs>
-        <w:tab w:val="center" w:pos="4513"/>
-        <w:tab w:val="right" w:pos="9026"/>
-      </w:tabs>
-      <w:spacing w:after="0" w:line="240" w:lineRule="auto"/>
-    </w:pPr>
-  </w:style>
-  <w:style w:type="character" w:customStyle="1" w:styleId="FuzeileZchn">
-    <w:name w:val="Fußzeile Zchn"/>
-    <w:basedOn w:val="Absatz-Standardschriftart"/>
-    <w:link w:val="Fuzeile"/>
-    <w:uiPriority w:val="99"/>
-    <w:rsid w:val="007E582C"/>
   </w:style>
 </w:styles>
 </file>
@@ -1597,7 +4629,7 @@
         <a:latin typeface="Aptos" panose="02110004020202020204"/>
         <a:ea typeface=""/>
         <a:cs typeface=""/>
-        <a:font script="Jpan" typeface="游明朝"/>
+        <a:font script="Jpan" typeface="游ゴシック"/>
         <a:font script="Hang" typeface="맑은 고딕"/>
         <a:font script="Hans" typeface="等线"/>
         <a:font script="Hant" typeface="新細明體"/>
@@ -1705,6 +4737,13 @@
         </a:gradFill>
       </a:fillStyleLst>
       <a:lnStyleLst>
+        <a:ln w="6350" cap="flat" cmpd="sng" algn="ctr">
+          <a:solidFill>
+            <a:schemeClr val="phClr"/>
+          </a:solidFill>
+          <a:prstDash val="solid"/>
+          <a:miter lim="800000"/>
+        </a:ln>
         <a:ln w="12700" cap="flat" cmpd="sng" algn="ctr">
           <a:solidFill>
             <a:schemeClr val="phClr"/>
@@ -1713,13 +4752,6 @@
           <a:miter lim="800000"/>
         </a:ln>
         <a:ln w="19050" cap="flat" cmpd="sng" algn="ctr">
-          <a:solidFill>
-            <a:schemeClr val="phClr"/>
-          </a:solidFill>
-          <a:prstDash val="solid"/>
-          <a:miter lim="800000"/>
-        </a:ln>
-        <a:ln w="25400" cap="flat" cmpd="sng" algn="ctr">
           <a:solidFill>
             <a:schemeClr val="phClr"/>
           </a:solidFill>
@@ -1784,31 +4816,11 @@
       </a:bgFillStyleLst>
     </a:fmtScheme>
   </a:themeElements>
-  <a:objectDefaults>
-    <a:lnDef>
-      <a:spPr/>
-      <a:bodyPr/>
-      <a:lstStyle/>
-      <a:style>
-        <a:lnRef idx="2">
-          <a:schemeClr val="accent1"/>
-        </a:lnRef>
-        <a:fillRef idx="0">
-          <a:schemeClr val="accent1"/>
-        </a:fillRef>
-        <a:effectRef idx="1">
-          <a:schemeClr val="accent1"/>
-        </a:effectRef>
-        <a:fontRef idx="minor">
-          <a:schemeClr val="tx1"/>
-        </a:fontRef>
-      </a:style>
-    </a:lnDef>
-  </a:objectDefaults>
+  <a:objectDefaults/>
   <a:extraClrSchemeLst/>
   <a:extLst>
     <a:ext uri="{05A4C25C-085E-4340-85A3-A5531E510DB2}">
-      <thm15:themeFamily xmlns:thm15="http://schemas.microsoft.com/office/thememl/2012/main" name="Office Theme" id="{2E142A2C-CD16-42D6-873A-C26D2A0506FA}" vid="{1BDDFF52-6CD6-40A5-AB3C-68EB2F1E4D0A}"/>
+      <thm15:themeFamily xmlns:thm15="http://schemas.microsoft.com/office/thememl/2012/main" name="Office Theme" id="{62F939B6-93AF-4DB8-9C6B-D6C7DFDC589F}" vid="{4A3C46E8-61CC-4603-A589-7422A47A8E4A}"/>
     </a:ext>
   </a:extLst>
 </a:theme>
